--- a/CernjavicKatja/Vaja2/DomacaNaloga2.docx
+++ b/CernjavicKatja/Vaja2/DomacaNaloga2.docx
@@ -209,7 +209,7 @@
           <w:szCs w:val="22"/>
         </w:rPr>
         <w:drawing>
-          <wp:anchor distT="0" distB="0" distL="114300" distR="114300" simplePos="0" relativeHeight="251663360" behindDoc="1" locked="0" layoutInCell="1" allowOverlap="1" wp14:anchorId="0E33FFFC" wp14:editId="56682714">
+          <wp:anchor distT="0" distB="0" distL="114300" distR="114300" simplePos="0" relativeHeight="251663360" behindDoc="1" locked="0" layoutInCell="1" allowOverlap="1" wp14:anchorId="0E33FFFC" wp14:editId="4B3F4E1F">
             <wp:simplePos x="0" y="0"/>
             <wp:positionH relativeFrom="margin">
               <wp:posOffset>959485</wp:posOffset>
@@ -418,7 +418,7 @@
           <w:szCs w:val="22"/>
         </w:rPr>
         <w:drawing>
-          <wp:anchor distT="0" distB="0" distL="114300" distR="114300" simplePos="0" relativeHeight="251665408" behindDoc="1" locked="0" layoutInCell="1" allowOverlap="1" wp14:anchorId="6F695982" wp14:editId="2FCAE1A2">
+          <wp:anchor distT="0" distB="0" distL="114300" distR="114300" simplePos="0" relativeHeight="251665408" behindDoc="1" locked="0" layoutInCell="1" allowOverlap="1" wp14:anchorId="6F695982" wp14:editId="6145BBB7">
             <wp:simplePos x="0" y="0"/>
             <wp:positionH relativeFrom="margin">
               <wp:align>center</wp:align>
@@ -687,31 +687,7 @@
           <w:sz w:val="22"/>
           <w:szCs w:val="22"/>
         </w:rPr>
-        <w:t>NAT ne omogoča neposrednega dostopa iz fizičnega računalnika</w:t>
-      </w:r>
-      <w:r>
-        <w:rPr>
-          <w:rFonts w:ascii="Times New Roman" w:hAnsi="Times New Roman" w:cs="Times New Roman"/>
-          <w:sz w:val="22"/>
-          <w:szCs w:val="22"/>
-        </w:rPr>
-        <w:t>. V</w:t>
-      </w:r>
-      <w:r>
-        <w:rPr>
-          <w:rFonts w:ascii="Times New Roman" w:hAnsi="Times New Roman" w:cs="Times New Roman"/>
-          <w:sz w:val="22"/>
-          <w:szCs w:val="22"/>
-        </w:rPr>
-        <w:t>irtualni računalnik ni v istem omrežju</w:t>
-      </w:r>
-      <w:r>
-        <w:rPr>
-          <w:rFonts w:ascii="Times New Roman" w:hAnsi="Times New Roman" w:cs="Times New Roman"/>
-          <w:sz w:val="22"/>
-          <w:szCs w:val="22"/>
-        </w:rPr>
-        <w:t xml:space="preserve"> zato do njega ne moramo dostopati ne preko spletnega brskalnika in ne preko SSH.</w:t>
+        <w:t>NAT ne omogoča neposrednega dostopa iz fizičnega računalnika. Virtualni računalnik ni v istem omrežju zato do njega ne moramo dostopati ne preko spletnega brskalnika in ne preko SSH.</w:t>
       </w:r>
     </w:p>
     <w:p>
@@ -903,7 +879,7 @@
           <w:szCs w:val="22"/>
         </w:rPr>
         <w:drawing>
-          <wp:anchor distT="0" distB="0" distL="114300" distR="114300" simplePos="0" relativeHeight="251668480" behindDoc="0" locked="0" layoutInCell="1" allowOverlap="1" wp14:anchorId="369B493A" wp14:editId="62E08F0B">
+          <wp:anchor distT="0" distB="0" distL="114300" distR="114300" simplePos="0" relativeHeight="251668480" behindDoc="0" locked="0" layoutInCell="1" allowOverlap="1" wp14:anchorId="369B493A" wp14:editId="6564A61E">
             <wp:simplePos x="0" y="0"/>
             <wp:positionH relativeFrom="column">
               <wp:posOffset>448945</wp:posOffset>
@@ -961,8 +937,9 @@
           <w:lang w:eastAsia="sl-SI"/>
           <w14:ligatures w14:val="none"/>
         </w:rPr>
-        <w:t xml:space="preserve"> Ko je v NAT načinu je </w:t>
-      </w:r>
+        <w:t xml:space="preserve"> Ko je v NAT načinu je virtualni računalnik skrit in uporablja interno omrežje. Zaredi tega ni dostopen od zunaj. V </w:t>
+      </w:r>
+      <w:proofErr w:type="spellStart"/>
       <w:r>
         <w:rPr>
           <w:rFonts w:ascii="Times New Roman" w:eastAsia="Times New Roman" w:hAnsi="Times New Roman" w:cs="Times New Roman"/>
@@ -972,8 +949,9 @@
           <w:lang w:eastAsia="sl-SI"/>
           <w14:ligatures w14:val="none"/>
         </w:rPr>
-        <w:t xml:space="preserve">virtualni računalnik skrit </w:t>
-      </w:r>
+        <w:t>Bridged</w:t>
+      </w:r>
+      <w:proofErr w:type="spellEnd"/>
       <w:r>
         <w:rPr>
           <w:rFonts w:ascii="Times New Roman" w:eastAsia="Times New Roman" w:hAnsi="Times New Roman" w:cs="Times New Roman"/>
@@ -983,117 +961,7 @@
           <w:lang w:eastAsia="sl-SI"/>
           <w14:ligatures w14:val="none"/>
         </w:rPr>
-        <w:t xml:space="preserve">in </w:t>
-      </w:r>
-      <w:r>
-        <w:rPr>
-          <w:rFonts w:ascii="Times New Roman" w:eastAsia="Times New Roman" w:hAnsi="Times New Roman" w:cs="Times New Roman"/>
-          <w:kern w:val="0"/>
-          <w:sz w:val="22"/>
-          <w:szCs w:val="22"/>
-          <w:lang w:eastAsia="sl-SI"/>
-          <w14:ligatures w14:val="none"/>
-        </w:rPr>
-        <w:t>uporablja interno omrežje</w:t>
-      </w:r>
-      <w:r>
-        <w:rPr>
-          <w:rFonts w:ascii="Times New Roman" w:eastAsia="Times New Roman" w:hAnsi="Times New Roman" w:cs="Times New Roman"/>
-          <w:kern w:val="0"/>
-          <w:sz w:val="22"/>
-          <w:szCs w:val="22"/>
-          <w:lang w:eastAsia="sl-SI"/>
-          <w14:ligatures w14:val="none"/>
-        </w:rPr>
-        <w:t xml:space="preserve">. Zaredi tega </w:t>
-      </w:r>
-      <w:r>
-        <w:rPr>
-          <w:rFonts w:ascii="Times New Roman" w:eastAsia="Times New Roman" w:hAnsi="Times New Roman" w:cs="Times New Roman"/>
-          <w:kern w:val="0"/>
-          <w:sz w:val="22"/>
-          <w:szCs w:val="22"/>
-          <w:lang w:eastAsia="sl-SI"/>
-          <w14:ligatures w14:val="none"/>
-        </w:rPr>
-        <w:t>ni dostopen od zunaj</w:t>
-      </w:r>
-      <w:r>
-        <w:rPr>
-          <w:rFonts w:ascii="Times New Roman" w:eastAsia="Times New Roman" w:hAnsi="Times New Roman" w:cs="Times New Roman"/>
-          <w:kern w:val="0"/>
-          <w:sz w:val="22"/>
-          <w:szCs w:val="22"/>
-          <w:lang w:eastAsia="sl-SI"/>
-          <w14:ligatures w14:val="none"/>
-        </w:rPr>
-        <w:t xml:space="preserve">. V Bridged načinu je </w:t>
-      </w:r>
-      <w:r>
-        <w:rPr>
-          <w:rFonts w:ascii="Times New Roman" w:eastAsia="Times New Roman" w:hAnsi="Times New Roman" w:cs="Times New Roman"/>
-          <w:kern w:val="0"/>
-          <w:sz w:val="22"/>
-          <w:szCs w:val="22"/>
-          <w:lang w:eastAsia="sl-SI"/>
-          <w14:ligatures w14:val="none"/>
-        </w:rPr>
-        <w:t xml:space="preserve">virtualni računalnik je del lokalnega omrežja </w:t>
-      </w:r>
-      <w:r>
-        <w:rPr>
-          <w:rFonts w:ascii="Times New Roman" w:eastAsia="Times New Roman" w:hAnsi="Times New Roman" w:cs="Times New Roman"/>
-          <w:kern w:val="0"/>
-          <w:sz w:val="22"/>
-          <w:szCs w:val="22"/>
-          <w:lang w:eastAsia="sl-SI"/>
-          <w14:ligatures w14:val="none"/>
-        </w:rPr>
-        <w:t xml:space="preserve">in </w:t>
-      </w:r>
-      <w:r>
-        <w:rPr>
-          <w:rFonts w:ascii="Times New Roman" w:eastAsia="Times New Roman" w:hAnsi="Times New Roman" w:cs="Times New Roman"/>
-          <w:kern w:val="0"/>
-          <w:sz w:val="22"/>
-          <w:szCs w:val="22"/>
-          <w:lang w:eastAsia="sl-SI"/>
-          <w14:ligatures w14:val="none"/>
-        </w:rPr>
-        <w:t>ima svoj IP</w:t>
-      </w:r>
-      <w:r>
-        <w:rPr>
-          <w:rFonts w:ascii="Times New Roman" w:eastAsia="Times New Roman" w:hAnsi="Times New Roman" w:cs="Times New Roman"/>
-          <w:kern w:val="0"/>
-          <w:sz w:val="22"/>
-          <w:szCs w:val="22"/>
-          <w:lang w:eastAsia="sl-SI"/>
-          <w14:ligatures w14:val="none"/>
-        </w:rPr>
-        <w:t xml:space="preserve">, zato </w:t>
-      </w:r>
-      <w:r>
-        <w:rPr>
-          <w:rFonts w:ascii="Times New Roman" w:eastAsia="Times New Roman" w:hAnsi="Times New Roman" w:cs="Times New Roman"/>
-          <w:kern w:val="0"/>
-          <w:sz w:val="22"/>
-          <w:szCs w:val="22"/>
-          <w:lang w:eastAsia="sl-SI"/>
-          <w14:ligatures w14:val="none"/>
-        </w:rPr>
-        <w:t>omogoča neposreden dostop</w:t>
-      </w:r>
-      <w:r>
-        <w:rPr>
-          <w:rFonts w:ascii="Times New Roman" w:eastAsia="Times New Roman" w:hAnsi="Times New Roman" w:cs="Times New Roman"/>
-          <w:kern w:val="0"/>
-          <w:sz w:val="22"/>
-          <w:szCs w:val="22"/>
-          <w:lang w:eastAsia="sl-SI"/>
-          <w14:ligatures w14:val="none"/>
-        </w:rPr>
-        <w:t>.</w:t>
+        <w:t xml:space="preserve"> načinu je virtualni računalnik je del lokalnega omrežja in ima svoj IP, zato omogoča neposreden dostop.</w:t>
       </w:r>
     </w:p>
     <w:p>
@@ -1193,7 +1061,7 @@
           <w:szCs w:val="22"/>
         </w:rPr>
         <w:drawing>
-          <wp:anchor distT="0" distB="0" distL="114300" distR="114300" simplePos="0" relativeHeight="251671552" behindDoc="0" locked="0" layoutInCell="1" allowOverlap="1" wp14:anchorId="43E82697" wp14:editId="18A54ED1">
+          <wp:anchor distT="0" distB="0" distL="114300" distR="114300" simplePos="0" relativeHeight="251671552" behindDoc="0" locked="0" layoutInCell="1" allowOverlap="1" wp14:anchorId="43E82697" wp14:editId="6F81E615">
             <wp:simplePos x="0" y="0"/>
             <wp:positionH relativeFrom="margin">
               <wp:posOffset>121920</wp:posOffset>
@@ -1334,135 +1202,43 @@
           <w:sz w:val="22"/>
           <w:szCs w:val="22"/>
         </w:rPr>
-        <w:t>N</w:t>
-      </w:r>
-      <w:r>
-        <w:rPr>
-          <w:rFonts w:ascii="Times New Roman" w:hAnsi="Times New Roman" w:cs="Times New Roman"/>
-          <w:sz w:val="22"/>
-          <w:szCs w:val="22"/>
-        </w:rPr>
-        <w:t xml:space="preserve">astavila </w:t>
-      </w:r>
-      <w:r>
-        <w:rPr>
-          <w:rFonts w:ascii="Times New Roman" w:hAnsi="Times New Roman" w:cs="Times New Roman"/>
-          <w:sz w:val="22"/>
-          <w:szCs w:val="22"/>
-        </w:rPr>
-        <w:t xml:space="preserve">sem </w:t>
-      </w:r>
-      <w:r>
-        <w:rPr>
-          <w:rFonts w:ascii="Times New Roman" w:hAnsi="Times New Roman" w:cs="Times New Roman"/>
-          <w:sz w:val="22"/>
-          <w:szCs w:val="22"/>
-        </w:rPr>
-        <w:t>VM (500 MB RAM, NAT)</w:t>
-      </w:r>
-      <w:r>
-        <w:rPr>
-          <w:rFonts w:ascii="Times New Roman" w:hAnsi="Times New Roman" w:cs="Times New Roman"/>
-          <w:sz w:val="22"/>
-          <w:szCs w:val="22"/>
-        </w:rPr>
-        <w:t xml:space="preserve">, </w:t>
-      </w:r>
-      <w:r>
-        <w:rPr>
-          <w:rFonts w:ascii="Times New Roman" w:hAnsi="Times New Roman" w:cs="Times New Roman"/>
-          <w:sz w:val="22"/>
-          <w:szCs w:val="22"/>
-        </w:rPr>
-        <w:t>zagnala sistem in se prijavila</w:t>
-      </w:r>
-      <w:r>
-        <w:rPr>
-          <w:rFonts w:ascii="Times New Roman" w:hAnsi="Times New Roman" w:cs="Times New Roman"/>
-          <w:sz w:val="22"/>
-          <w:szCs w:val="22"/>
-        </w:rPr>
-        <w:t>. P</w:t>
-      </w:r>
-      <w:r>
-        <w:rPr>
-          <w:rFonts w:ascii="Times New Roman" w:hAnsi="Times New Roman" w:cs="Times New Roman"/>
-          <w:sz w:val="22"/>
-          <w:szCs w:val="22"/>
-        </w:rPr>
-        <w:t xml:space="preserve">reverila </w:t>
-      </w:r>
-      <w:r>
-        <w:rPr>
-          <w:rFonts w:ascii="Times New Roman" w:hAnsi="Times New Roman" w:cs="Times New Roman"/>
-          <w:sz w:val="22"/>
-          <w:szCs w:val="22"/>
-        </w:rPr>
-        <w:t xml:space="preserve">sem </w:t>
-      </w:r>
-      <w:r>
-        <w:rPr>
-          <w:rFonts w:ascii="Times New Roman" w:hAnsi="Times New Roman" w:cs="Times New Roman"/>
-          <w:sz w:val="22"/>
-          <w:szCs w:val="22"/>
-        </w:rPr>
-        <w:t>IP in delovanje Apache</w:t>
-      </w:r>
-      <w:r>
-        <w:rPr>
-          <w:rFonts w:ascii="Times New Roman" w:hAnsi="Times New Roman" w:cs="Times New Roman"/>
-          <w:sz w:val="22"/>
-          <w:szCs w:val="22"/>
-        </w:rPr>
-        <w:t>. I</w:t>
-      </w:r>
-      <w:r>
-        <w:rPr>
-          <w:rFonts w:ascii="Times New Roman" w:hAnsi="Times New Roman" w:cs="Times New Roman"/>
-          <w:sz w:val="22"/>
-          <w:szCs w:val="22"/>
-        </w:rPr>
-        <w:t>z fizičnega računalnika poskusila SSH in HTTP dostop</w:t>
-      </w:r>
-      <w:r>
-        <w:rPr>
-          <w:rFonts w:ascii="Times New Roman" w:hAnsi="Times New Roman" w:cs="Times New Roman"/>
-          <w:sz w:val="22"/>
-          <w:szCs w:val="22"/>
-        </w:rPr>
-        <w:t>. Nato sem s</w:t>
-      </w:r>
-      <w:r>
-        <w:rPr>
-          <w:rFonts w:ascii="Times New Roman" w:hAnsi="Times New Roman" w:cs="Times New Roman"/>
-          <w:sz w:val="22"/>
-          <w:szCs w:val="22"/>
-        </w:rPr>
-        <w:t>premenila omrežje na Bridged</w:t>
-      </w:r>
-      <w:r>
-        <w:rPr>
-          <w:rFonts w:ascii="Times New Roman" w:hAnsi="Times New Roman" w:cs="Times New Roman"/>
-          <w:sz w:val="22"/>
-          <w:szCs w:val="22"/>
-        </w:rPr>
-        <w:t xml:space="preserve"> in </w:t>
-      </w:r>
-      <w:r>
-        <w:rPr>
-          <w:rFonts w:ascii="Times New Roman" w:hAnsi="Times New Roman" w:cs="Times New Roman"/>
-          <w:sz w:val="22"/>
-          <w:szCs w:val="22"/>
-        </w:rPr>
-        <w:t>ponovno preverila IP in dostop</w:t>
-      </w:r>
-      <w:r>
-        <w:rPr>
-          <w:rFonts w:ascii="Times New Roman" w:hAnsi="Times New Roman" w:cs="Times New Roman"/>
-          <w:sz w:val="22"/>
-          <w:szCs w:val="22"/>
-        </w:rPr>
-        <w:t>.</w:t>
+        <w:t xml:space="preserve">Nastavila sem VM (500 MB RAM, NAT), zagnala sistem in se prijavila. Preverila sem IP in delovanje </w:t>
+      </w:r>
+      <w:proofErr w:type="spellStart"/>
+      <w:r>
+        <w:rPr>
+          <w:rFonts w:ascii="Times New Roman" w:hAnsi="Times New Roman" w:cs="Times New Roman"/>
+          <w:sz w:val="22"/>
+          <w:szCs w:val="22"/>
+        </w:rPr>
+        <w:t>Apache</w:t>
+      </w:r>
+      <w:proofErr w:type="spellEnd"/>
+      <w:r>
+        <w:rPr>
+          <w:rFonts w:ascii="Times New Roman" w:hAnsi="Times New Roman" w:cs="Times New Roman"/>
+          <w:sz w:val="22"/>
+          <w:szCs w:val="22"/>
+        </w:rPr>
+        <w:t xml:space="preserve">. Iz fizičnega računalnika poskusila SSH in HTTP dostop. Nato sem spremenila omrežje na </w:t>
+      </w:r>
+      <w:proofErr w:type="spellStart"/>
+      <w:r>
+        <w:rPr>
+          <w:rFonts w:ascii="Times New Roman" w:hAnsi="Times New Roman" w:cs="Times New Roman"/>
+          <w:sz w:val="22"/>
+          <w:szCs w:val="22"/>
+        </w:rPr>
+        <w:t>Bridged</w:t>
+      </w:r>
+      <w:proofErr w:type="spellEnd"/>
+      <w:r>
+        <w:rPr>
+          <w:rFonts w:ascii="Times New Roman" w:hAnsi="Times New Roman" w:cs="Times New Roman"/>
+          <w:sz w:val="22"/>
+          <w:szCs w:val="22"/>
+        </w:rPr>
+        <w:t xml:space="preserve"> in ponovno preverila IP in dostop.</w:t>
       </w:r>
     </w:p>
     <w:p>
@@ -1506,42 +1282,63 @@
           <w:szCs w:val="22"/>
         </w:rPr>
       </w:pPr>
-      <w:r>
-        <w:rPr>
-          <w:rFonts w:ascii="Times New Roman" w:hAnsi="Times New Roman" w:cs="Times New Roman"/>
-          <w:sz w:val="22"/>
-          <w:szCs w:val="22"/>
-        </w:rPr>
-        <w:t>ip a</w:t>
-      </w:r>
-    </w:p>
-    <w:p>
-      <w:pPr>
-        <w:pStyle w:val="Odstavekseznama"/>
-        <w:rPr>
-          <w:rFonts w:ascii="Times New Roman" w:hAnsi="Times New Roman" w:cs="Times New Roman"/>
-          <w:sz w:val="22"/>
-          <w:szCs w:val="22"/>
-        </w:rPr>
-      </w:pPr>
-      <w:r>
-        <w:rPr>
-          <w:rFonts w:ascii="Times New Roman" w:hAnsi="Times New Roman" w:cs="Times New Roman"/>
-          <w:sz w:val="22"/>
-          <w:szCs w:val="22"/>
-        </w:rPr>
-        <w:t>systemctl status apache2</w:t>
-      </w:r>
-    </w:p>
-    <w:p>
-      <w:pPr>
-        <w:pStyle w:val="Odstavekseznama"/>
-        <w:rPr>
-          <w:rFonts w:ascii="Times New Roman" w:hAnsi="Times New Roman" w:cs="Times New Roman"/>
-          <w:sz w:val="22"/>
-          <w:szCs w:val="22"/>
-        </w:rPr>
-      </w:pPr>
+      <w:proofErr w:type="spellStart"/>
+      <w:r>
+        <w:rPr>
+          <w:rFonts w:ascii="Times New Roman" w:hAnsi="Times New Roman" w:cs="Times New Roman"/>
+          <w:sz w:val="22"/>
+          <w:szCs w:val="22"/>
+        </w:rPr>
+        <w:t>ip</w:t>
+      </w:r>
+      <w:proofErr w:type="spellEnd"/>
+      <w:r>
+        <w:rPr>
+          <w:rFonts w:ascii="Times New Roman" w:hAnsi="Times New Roman" w:cs="Times New Roman"/>
+          <w:sz w:val="22"/>
+          <w:szCs w:val="22"/>
+        </w:rPr>
+        <w:t xml:space="preserve"> a</w:t>
+      </w:r>
+    </w:p>
+    <w:p>
+      <w:pPr>
+        <w:pStyle w:val="Odstavekseznama"/>
+        <w:rPr>
+          <w:rFonts w:ascii="Times New Roman" w:hAnsi="Times New Roman" w:cs="Times New Roman"/>
+          <w:sz w:val="22"/>
+          <w:szCs w:val="22"/>
+        </w:rPr>
+      </w:pPr>
+      <w:proofErr w:type="spellStart"/>
+      <w:r>
+        <w:rPr>
+          <w:rFonts w:ascii="Times New Roman" w:hAnsi="Times New Roman" w:cs="Times New Roman"/>
+          <w:sz w:val="22"/>
+          <w:szCs w:val="22"/>
+        </w:rPr>
+        <w:t>systemctl</w:t>
+      </w:r>
+      <w:proofErr w:type="spellEnd"/>
+      <w:r>
+        <w:rPr>
+          <w:rFonts w:ascii="Times New Roman" w:hAnsi="Times New Roman" w:cs="Times New Roman"/>
+          <w:sz w:val="22"/>
+          <w:szCs w:val="22"/>
+        </w:rPr>
+        <w:t xml:space="preserve"> status apache2</w:t>
+      </w:r>
+    </w:p>
+    <w:p>
+      <w:pPr>
+        <w:pStyle w:val="Odstavekseznama"/>
+        <w:rPr>
+          <w:rFonts w:ascii="Times New Roman" w:hAnsi="Times New Roman" w:cs="Times New Roman"/>
+          <w:sz w:val="22"/>
+          <w:szCs w:val="22"/>
+        </w:rPr>
+      </w:pPr>
+      <w:proofErr w:type="spellStart"/>
       <w:r>
         <w:rPr>
           <w:rFonts w:ascii="Times New Roman" w:hAnsi="Times New Roman" w:cs="Times New Roman"/>
@@ -1550,24 +1347,45 @@
         </w:rPr>
         <w:t>ipconfig</w:t>
       </w:r>
-    </w:p>
-    <w:p>
-      <w:pPr>
-        <w:pStyle w:val="Odstavekseznama"/>
-        <w:rPr>
-          <w:rFonts w:ascii="Times New Roman" w:hAnsi="Times New Roman" w:cs="Times New Roman"/>
-          <w:sz w:val="22"/>
-          <w:szCs w:val="22"/>
-        </w:rPr>
-      </w:pPr>
-      <w:r>
-        <w:rPr>
-          <w:rFonts w:ascii="Times New Roman" w:hAnsi="Times New Roman" w:cs="Times New Roman"/>
-          <w:sz w:val="22"/>
-          <w:szCs w:val="22"/>
-        </w:rPr>
-        <w:t>systemctl poweroff</w:t>
-      </w:r>
+      <w:proofErr w:type="spellEnd"/>
+    </w:p>
+    <w:p>
+      <w:pPr>
+        <w:pStyle w:val="Odstavekseznama"/>
+        <w:rPr>
+          <w:rFonts w:ascii="Times New Roman" w:hAnsi="Times New Roman" w:cs="Times New Roman"/>
+          <w:sz w:val="22"/>
+          <w:szCs w:val="22"/>
+        </w:rPr>
+      </w:pPr>
+      <w:proofErr w:type="spellStart"/>
+      <w:r>
+        <w:rPr>
+          <w:rFonts w:ascii="Times New Roman" w:hAnsi="Times New Roman" w:cs="Times New Roman"/>
+          <w:sz w:val="22"/>
+          <w:szCs w:val="22"/>
+        </w:rPr>
+        <w:t>systemctl</w:t>
+      </w:r>
+      <w:proofErr w:type="spellEnd"/>
+      <w:r>
+        <w:rPr>
+          <w:rFonts w:ascii="Times New Roman" w:hAnsi="Times New Roman" w:cs="Times New Roman"/>
+          <w:sz w:val="22"/>
+          <w:szCs w:val="22"/>
+        </w:rPr>
+        <w:t xml:space="preserve"> </w:t>
+      </w:r>
+      <w:proofErr w:type="spellStart"/>
+      <w:r>
+        <w:rPr>
+          <w:rFonts w:ascii="Times New Roman" w:hAnsi="Times New Roman" w:cs="Times New Roman"/>
+          <w:sz w:val="22"/>
+          <w:szCs w:val="22"/>
+        </w:rPr>
+        <w:t>poweroff</w:t>
+      </w:r>
+      <w:proofErr w:type="spellEnd"/>
     </w:p>
     <w:p>
       <w:pPr>
@@ -1616,71 +1434,43 @@
           <w:sz w:val="22"/>
           <w:szCs w:val="22"/>
         </w:rPr>
-        <w:t>P</w:t>
-      </w:r>
-      <w:r>
-        <w:rPr>
-          <w:rFonts w:ascii="Times New Roman" w:hAnsi="Times New Roman" w:cs="Times New Roman"/>
-          <w:sz w:val="22"/>
-          <w:szCs w:val="22"/>
-        </w:rPr>
-        <w:t>ri NAT dostop (SSH, HTTP) iz fizičnega računalnika ne deluje</w:t>
-      </w:r>
-      <w:r>
-        <w:rPr>
-          <w:rFonts w:ascii="Times New Roman" w:hAnsi="Times New Roman" w:cs="Times New Roman"/>
-          <w:sz w:val="22"/>
-          <w:szCs w:val="22"/>
-        </w:rPr>
-        <w:t xml:space="preserve">, </w:t>
-      </w:r>
-      <w:r>
-        <w:rPr>
-          <w:rFonts w:ascii="Times New Roman" w:hAnsi="Times New Roman" w:cs="Times New Roman"/>
-          <w:sz w:val="22"/>
-          <w:szCs w:val="22"/>
-        </w:rPr>
-        <w:t xml:space="preserve">pri Bridged </w:t>
-      </w:r>
-      <w:r>
-        <w:rPr>
-          <w:rFonts w:ascii="Times New Roman" w:hAnsi="Times New Roman" w:cs="Times New Roman"/>
-          <w:sz w:val="22"/>
-          <w:szCs w:val="22"/>
-        </w:rPr>
-        <w:t xml:space="preserve">pa </w:t>
-      </w:r>
-      <w:r>
-        <w:rPr>
-          <w:rFonts w:ascii="Times New Roman" w:hAnsi="Times New Roman" w:cs="Times New Roman"/>
-          <w:sz w:val="22"/>
-          <w:szCs w:val="22"/>
-        </w:rPr>
-        <w:t>dostop deluje (SSH in brskalnik)</w:t>
-      </w:r>
-      <w:r>
-        <w:rPr>
-          <w:rFonts w:ascii="Times New Roman" w:hAnsi="Times New Roman" w:cs="Times New Roman"/>
-          <w:sz w:val="22"/>
-          <w:szCs w:val="22"/>
-        </w:rPr>
-        <w:t xml:space="preserve">. </w:t>
-      </w:r>
-      <w:r>
-        <w:rPr>
-          <w:rFonts w:ascii="Times New Roman" w:hAnsi="Times New Roman" w:cs="Times New Roman"/>
-          <w:sz w:val="22"/>
-          <w:szCs w:val="22"/>
-        </w:rPr>
-        <w:t>Bridged omogoča neposredno komunikacijo</w:t>
-      </w:r>
-      <w:r>
-        <w:rPr>
-          <w:rFonts w:ascii="Times New Roman" w:hAnsi="Times New Roman" w:cs="Times New Roman"/>
-          <w:sz w:val="22"/>
-          <w:szCs w:val="22"/>
-        </w:rPr>
-        <w:t>.</w:t>
+        <w:t xml:space="preserve">Pri NAT dostop (SSH, HTTP) iz fizičnega računalnika ne deluje, pri </w:t>
+      </w:r>
+      <w:proofErr w:type="spellStart"/>
+      <w:r>
+        <w:rPr>
+          <w:rFonts w:ascii="Times New Roman" w:hAnsi="Times New Roman" w:cs="Times New Roman"/>
+          <w:sz w:val="22"/>
+          <w:szCs w:val="22"/>
+        </w:rPr>
+        <w:t>Bridged</w:t>
+      </w:r>
+      <w:proofErr w:type="spellEnd"/>
+      <w:r>
+        <w:rPr>
+          <w:rFonts w:ascii="Times New Roman" w:hAnsi="Times New Roman" w:cs="Times New Roman"/>
+          <w:sz w:val="22"/>
+          <w:szCs w:val="22"/>
+        </w:rPr>
+        <w:t xml:space="preserve"> pa dostop deluje (SSH in brskalnik). </w:t>
+      </w:r>
+      <w:proofErr w:type="spellStart"/>
+      <w:r>
+        <w:rPr>
+          <w:rFonts w:ascii="Times New Roman" w:hAnsi="Times New Roman" w:cs="Times New Roman"/>
+          <w:sz w:val="22"/>
+          <w:szCs w:val="22"/>
+        </w:rPr>
+        <w:t>Bridged</w:t>
+      </w:r>
+      <w:proofErr w:type="spellEnd"/>
+      <w:r>
+        <w:rPr>
+          <w:rFonts w:ascii="Times New Roman" w:hAnsi="Times New Roman" w:cs="Times New Roman"/>
+          <w:sz w:val="22"/>
+          <w:szCs w:val="22"/>
+        </w:rPr>
+        <w:t xml:space="preserve"> omogoča neposredno komunikacijo.</w:t>
       </w:r>
     </w:p>
     <w:p>
@@ -1899,7 +1689,7 @@
           <w:szCs w:val="22"/>
         </w:rPr>
         <w:drawing>
-          <wp:anchor distT="0" distB="0" distL="114300" distR="114300" simplePos="0" relativeHeight="251678720" behindDoc="0" locked="0" layoutInCell="1" allowOverlap="1" wp14:anchorId="2C3BBCDA" wp14:editId="24E8C414">
+          <wp:anchor distT="0" distB="0" distL="114300" distR="114300" simplePos="0" relativeHeight="251678720" behindDoc="0" locked="0" layoutInCell="1" allowOverlap="1" wp14:anchorId="2C3BBCDA" wp14:editId="65D67636">
             <wp:simplePos x="0" y="0"/>
             <wp:positionH relativeFrom="margin">
               <wp:posOffset>144145</wp:posOffset>
@@ -1962,7 +1752,7 @@
           <w:szCs w:val="22"/>
         </w:rPr>
         <w:drawing>
-          <wp:anchor distT="0" distB="0" distL="114300" distR="114300" simplePos="0" relativeHeight="251676672" behindDoc="0" locked="0" layoutInCell="1" allowOverlap="1" wp14:anchorId="1E16EF43" wp14:editId="09243F12">
+          <wp:anchor distT="0" distB="0" distL="114300" distR="114300" simplePos="0" relativeHeight="251676672" behindDoc="0" locked="0" layoutInCell="1" allowOverlap="1" wp14:anchorId="1E16EF43" wp14:editId="4FC57997">
             <wp:simplePos x="0" y="0"/>
             <wp:positionH relativeFrom="column">
               <wp:posOffset>3124200</wp:posOffset>
@@ -2054,7 +1844,7 @@
         </w:rPr>
         <w:lastRenderedPageBreak/>
         <w:drawing>
-          <wp:anchor distT="0" distB="0" distL="114300" distR="114300" simplePos="0" relativeHeight="251682816" behindDoc="1" locked="0" layoutInCell="1" allowOverlap="1" wp14:anchorId="165FF5F4" wp14:editId="2D9414A5">
+          <wp:anchor distT="0" distB="0" distL="114300" distR="114300" simplePos="0" relativeHeight="251682816" behindDoc="1" locked="0" layoutInCell="1" allowOverlap="1" wp14:anchorId="165FF5F4" wp14:editId="6A7619B7">
             <wp:simplePos x="0" y="0"/>
             <wp:positionH relativeFrom="page">
               <wp:posOffset>350520</wp:posOffset>
@@ -2152,7 +1942,7 @@
           <w:szCs w:val="22"/>
         </w:rPr>
         <w:drawing>
-          <wp:anchor distT="0" distB="0" distL="114300" distR="114300" simplePos="0" relativeHeight="251680768" behindDoc="1" locked="0" layoutInCell="1" allowOverlap="1" wp14:anchorId="01A48C12" wp14:editId="4B022D63">
+          <wp:anchor distT="0" distB="0" distL="114300" distR="114300" simplePos="0" relativeHeight="251680768" behindDoc="1" locked="0" layoutInCell="1" allowOverlap="1" wp14:anchorId="01A48C12" wp14:editId="16CA5045">
             <wp:simplePos x="0" y="0"/>
             <wp:positionH relativeFrom="page">
               <wp:posOffset>3350260</wp:posOffset>
@@ -2341,7 +2131,7 @@
           <w:szCs w:val="22"/>
         </w:rPr>
         <w:drawing>
-          <wp:anchor distT="0" distB="0" distL="114300" distR="114300" simplePos="0" relativeHeight="251686912" behindDoc="0" locked="0" layoutInCell="1" allowOverlap="1" wp14:anchorId="72F4A2C3" wp14:editId="2DB31A3C">
+          <wp:anchor distT="0" distB="0" distL="114300" distR="114300" simplePos="0" relativeHeight="251686912" behindDoc="0" locked="0" layoutInCell="1" allowOverlap="1" wp14:anchorId="72F4A2C3" wp14:editId="5E69AACD">
             <wp:simplePos x="0" y="0"/>
             <wp:positionH relativeFrom="margin">
               <wp:posOffset>-635</wp:posOffset>
@@ -2646,55 +2436,25 @@
           <w:sz w:val="22"/>
           <w:szCs w:val="22"/>
         </w:rPr>
-        <w:t>P</w:t>
-      </w:r>
-      <w:r>
-        <w:rPr>
-          <w:rFonts w:ascii="Times New Roman" w:hAnsi="Times New Roman" w:cs="Times New Roman"/>
-          <w:sz w:val="22"/>
-          <w:szCs w:val="22"/>
-        </w:rPr>
-        <w:t>rikazana je vsebina iz prvega strežnika</w:t>
-      </w:r>
-      <w:r>
-        <w:rPr>
-          <w:rFonts w:ascii="Times New Roman" w:hAnsi="Times New Roman" w:cs="Times New Roman"/>
-          <w:sz w:val="22"/>
-          <w:szCs w:val="22"/>
-        </w:rPr>
-        <w:t>. D</w:t>
-      </w:r>
-      <w:r>
-        <w:rPr>
-          <w:rFonts w:ascii="Times New Roman" w:hAnsi="Times New Roman" w:cs="Times New Roman"/>
-          <w:sz w:val="22"/>
-          <w:szCs w:val="22"/>
-        </w:rPr>
-        <w:t>atoteke iz prvega strežnika so bile uspešno prenesene</w:t>
-      </w:r>
-      <w:r>
-        <w:rPr>
-          <w:rFonts w:ascii="Times New Roman" w:hAnsi="Times New Roman" w:cs="Times New Roman"/>
-          <w:sz w:val="22"/>
-          <w:szCs w:val="22"/>
-        </w:rPr>
-        <w:t xml:space="preserve">, zato </w:t>
-      </w:r>
-      <w:r>
-        <w:rPr>
-          <w:rFonts w:ascii="Times New Roman" w:hAnsi="Times New Roman" w:cs="Times New Roman"/>
-          <w:sz w:val="22"/>
-          <w:szCs w:val="22"/>
-        </w:rPr>
-        <w:t>Apache zdaj prikazuje novo vsebino</w:t>
-      </w:r>
-      <w:r>
-        <w:rPr>
-          <w:rFonts w:ascii="Times New Roman" w:hAnsi="Times New Roman" w:cs="Times New Roman"/>
-          <w:sz w:val="22"/>
-          <w:szCs w:val="22"/>
-        </w:rPr>
-        <w:t>.</w:t>
+        <w:t xml:space="preserve">Prikazana je vsebina iz prvega strežnika. Datoteke iz prvega strežnika so bile uspešno prenesene, zato </w:t>
+      </w:r>
+      <w:proofErr w:type="spellStart"/>
+      <w:r>
+        <w:rPr>
+          <w:rFonts w:ascii="Times New Roman" w:hAnsi="Times New Roman" w:cs="Times New Roman"/>
+          <w:sz w:val="22"/>
+          <w:szCs w:val="22"/>
+        </w:rPr>
+        <w:t>Apache</w:t>
+      </w:r>
+      <w:proofErr w:type="spellEnd"/>
+      <w:r>
+        <w:rPr>
+          <w:rFonts w:ascii="Times New Roman" w:hAnsi="Times New Roman" w:cs="Times New Roman"/>
+          <w:sz w:val="22"/>
+          <w:szCs w:val="22"/>
+        </w:rPr>
+        <w:t xml:space="preserve"> zdaj prikazuje novo vsebino.</w:t>
       </w:r>
     </w:p>
     <w:p>
@@ -2745,7 +2505,61 @@
           <w:sz w:val="22"/>
           <w:szCs w:val="22"/>
         </w:rPr>
-        <w:t>Ustvarila sem nov VM (1 CPU, 512 MB RAM, Bridged) in nanj namestila Debian. Nato sem namestila SSH in Apache in preverila IP in delovanje storitev.</w:t>
+        <w:t xml:space="preserve">Ustvarila sem nov VM (1 CPU, 512 MB RAM, </w:t>
+      </w:r>
+      <w:proofErr w:type="spellStart"/>
+      <w:r>
+        <w:rPr>
+          <w:rFonts w:ascii="Times New Roman" w:hAnsi="Times New Roman" w:cs="Times New Roman"/>
+          <w:sz w:val="22"/>
+          <w:szCs w:val="22"/>
+        </w:rPr>
+        <w:t>Bridged</w:t>
+      </w:r>
+      <w:proofErr w:type="spellEnd"/>
+      <w:r>
+        <w:rPr>
+          <w:rFonts w:ascii="Times New Roman" w:hAnsi="Times New Roman" w:cs="Times New Roman"/>
+          <w:sz w:val="22"/>
+          <w:szCs w:val="22"/>
+        </w:rPr>
+        <w:t xml:space="preserve">) in nanj namestila </w:t>
+      </w:r>
+      <w:proofErr w:type="spellStart"/>
+      <w:r>
+        <w:rPr>
+          <w:rFonts w:ascii="Times New Roman" w:hAnsi="Times New Roman" w:cs="Times New Roman"/>
+          <w:sz w:val="22"/>
+          <w:szCs w:val="22"/>
+        </w:rPr>
+        <w:t>Debian</w:t>
+      </w:r>
+      <w:proofErr w:type="spellEnd"/>
+      <w:r>
+        <w:rPr>
+          <w:rFonts w:ascii="Times New Roman" w:hAnsi="Times New Roman" w:cs="Times New Roman"/>
+          <w:sz w:val="22"/>
+          <w:szCs w:val="22"/>
+        </w:rPr>
+        <w:t xml:space="preserve">. Nato sem namestila SSH in </w:t>
+      </w:r>
+      <w:proofErr w:type="spellStart"/>
+      <w:r>
+        <w:rPr>
+          <w:rFonts w:ascii="Times New Roman" w:hAnsi="Times New Roman" w:cs="Times New Roman"/>
+          <w:sz w:val="22"/>
+          <w:szCs w:val="22"/>
+        </w:rPr>
+        <w:t>Apache</w:t>
+      </w:r>
+      <w:proofErr w:type="spellEnd"/>
+      <w:r>
+        <w:rPr>
+          <w:rFonts w:ascii="Times New Roman" w:hAnsi="Times New Roman" w:cs="Times New Roman"/>
+          <w:sz w:val="22"/>
+          <w:szCs w:val="22"/>
+        </w:rPr>
+        <w:t xml:space="preserve"> in preverila IP in delovanje storitev.</w:t>
       </w:r>
       <w:r>
         <w:rPr>
@@ -2761,7 +2575,25 @@
           <w:sz w:val="22"/>
           <w:szCs w:val="22"/>
         </w:rPr>
-        <w:t>Nato sem preverila dostop preko PuTTY in brskalnika.</w:t>
+        <w:t xml:space="preserve">Nato sem preverila dostop preko </w:t>
+      </w:r>
+      <w:proofErr w:type="spellStart"/>
+      <w:r>
+        <w:rPr>
+          <w:rFonts w:ascii="Times New Roman" w:hAnsi="Times New Roman" w:cs="Times New Roman"/>
+          <w:sz w:val="22"/>
+          <w:szCs w:val="22"/>
+        </w:rPr>
+        <w:t>PuTTY</w:t>
+      </w:r>
+      <w:proofErr w:type="spellEnd"/>
+      <w:r>
+        <w:rPr>
+          <w:rFonts w:ascii="Times New Roman" w:hAnsi="Times New Roman" w:cs="Times New Roman"/>
+          <w:sz w:val="22"/>
+          <w:szCs w:val="22"/>
+        </w:rPr>
+        <w:t xml:space="preserve"> in brskalnika.</w:t>
       </w:r>
       <w:r>
         <w:rPr>
@@ -2777,7 +2609,25 @@
           <w:sz w:val="22"/>
           <w:szCs w:val="22"/>
         </w:rPr>
-        <w:t xml:space="preserve">Iz prvega VM sem prenesla spletne datoteke na novega. In jih namestila  v /var/www/html. </w:t>
+        <w:t>Iz prvega VM sem prenesla spletne datoteke na novega. In jih namestila  v /var/</w:t>
+      </w:r>
+      <w:proofErr w:type="spellStart"/>
+      <w:r>
+        <w:rPr>
+          <w:rFonts w:ascii="Times New Roman" w:hAnsi="Times New Roman" w:cs="Times New Roman"/>
+          <w:sz w:val="22"/>
+          <w:szCs w:val="22"/>
+        </w:rPr>
+        <w:t>www</w:t>
+      </w:r>
+      <w:proofErr w:type="spellEnd"/>
+      <w:r>
+        <w:rPr>
+          <w:rFonts w:ascii="Times New Roman" w:hAnsi="Times New Roman" w:cs="Times New Roman"/>
+          <w:sz w:val="22"/>
+          <w:szCs w:val="22"/>
+        </w:rPr>
+        <w:t xml:space="preserve">/html. </w:t>
       </w:r>
     </w:p>
     <w:p>
@@ -2823,14 +2673,52 @@
           <w:szCs w:val="22"/>
         </w:rPr>
       </w:pPr>
-      <w:r>
-        <w:rPr>
-          <w:rFonts w:ascii="Times New Roman" w:hAnsi="Times New Roman" w:cs="Times New Roman"/>
-          <w:sz w:val="22"/>
-          <w:szCs w:val="22"/>
-        </w:rPr>
-        <w:t>sudo apt update</w:t>
-      </w:r>
+      <w:proofErr w:type="spellStart"/>
+      <w:r>
+        <w:rPr>
+          <w:rFonts w:ascii="Times New Roman" w:hAnsi="Times New Roman" w:cs="Times New Roman"/>
+          <w:sz w:val="22"/>
+          <w:szCs w:val="22"/>
+        </w:rPr>
+        <w:t>sudo</w:t>
+      </w:r>
+      <w:proofErr w:type="spellEnd"/>
+      <w:r>
+        <w:rPr>
+          <w:rFonts w:ascii="Times New Roman" w:hAnsi="Times New Roman" w:cs="Times New Roman"/>
+          <w:sz w:val="22"/>
+          <w:szCs w:val="22"/>
+        </w:rPr>
+        <w:t xml:space="preserve"> </w:t>
+      </w:r>
+      <w:proofErr w:type="spellStart"/>
+      <w:r>
+        <w:rPr>
+          <w:rFonts w:ascii="Times New Roman" w:hAnsi="Times New Roman" w:cs="Times New Roman"/>
+          <w:sz w:val="22"/>
+          <w:szCs w:val="22"/>
+        </w:rPr>
+        <w:t>apt</w:t>
+      </w:r>
+      <w:proofErr w:type="spellEnd"/>
+      <w:r>
+        <w:rPr>
+          <w:rFonts w:ascii="Times New Roman" w:hAnsi="Times New Roman" w:cs="Times New Roman"/>
+          <w:sz w:val="22"/>
+          <w:szCs w:val="22"/>
+        </w:rPr>
+        <w:t xml:space="preserve"> </w:t>
+      </w:r>
+      <w:proofErr w:type="spellStart"/>
+      <w:r>
+        <w:rPr>
+          <w:rFonts w:ascii="Times New Roman" w:hAnsi="Times New Roman" w:cs="Times New Roman"/>
+          <w:sz w:val="22"/>
+          <w:szCs w:val="22"/>
+        </w:rPr>
+        <w:t>update</w:t>
+      </w:r>
+      <w:proofErr w:type="spellEnd"/>
     </w:p>
     <w:p>
       <w:pPr>
@@ -2841,13 +2729,77 @@
           <w:szCs w:val="22"/>
         </w:rPr>
       </w:pPr>
-      <w:r>
-        <w:rPr>
-          <w:rFonts w:ascii="Times New Roman" w:hAnsi="Times New Roman" w:cs="Times New Roman"/>
-          <w:sz w:val="22"/>
-          <w:szCs w:val="22"/>
-        </w:rPr>
-        <w:t>sudo apt install openssh-server</w:t>
+      <w:proofErr w:type="spellStart"/>
+      <w:r>
+        <w:rPr>
+          <w:rFonts w:ascii="Times New Roman" w:hAnsi="Times New Roman" w:cs="Times New Roman"/>
+          <w:sz w:val="22"/>
+          <w:szCs w:val="22"/>
+        </w:rPr>
+        <w:t>sudo</w:t>
+      </w:r>
+      <w:proofErr w:type="spellEnd"/>
+      <w:r>
+        <w:rPr>
+          <w:rFonts w:ascii="Times New Roman" w:hAnsi="Times New Roman" w:cs="Times New Roman"/>
+          <w:sz w:val="22"/>
+          <w:szCs w:val="22"/>
+        </w:rPr>
+        <w:t xml:space="preserve"> </w:t>
+      </w:r>
+      <w:proofErr w:type="spellStart"/>
+      <w:r>
+        <w:rPr>
+          <w:rFonts w:ascii="Times New Roman" w:hAnsi="Times New Roman" w:cs="Times New Roman"/>
+          <w:sz w:val="22"/>
+          <w:szCs w:val="22"/>
+        </w:rPr>
+        <w:t>apt</w:t>
+      </w:r>
+      <w:proofErr w:type="spellEnd"/>
+      <w:r>
+        <w:rPr>
+          <w:rFonts w:ascii="Times New Roman" w:hAnsi="Times New Roman" w:cs="Times New Roman"/>
+          <w:sz w:val="22"/>
+          <w:szCs w:val="22"/>
+        </w:rPr>
+        <w:t xml:space="preserve"> </w:t>
+      </w:r>
+      <w:proofErr w:type="spellStart"/>
+      <w:r>
+        <w:rPr>
+          <w:rFonts w:ascii="Times New Roman" w:hAnsi="Times New Roman" w:cs="Times New Roman"/>
+          <w:sz w:val="22"/>
+          <w:szCs w:val="22"/>
+        </w:rPr>
+        <w:t>install</w:t>
+      </w:r>
+      <w:proofErr w:type="spellEnd"/>
+      <w:r>
+        <w:rPr>
+          <w:rFonts w:ascii="Times New Roman" w:hAnsi="Times New Roman" w:cs="Times New Roman"/>
+          <w:sz w:val="22"/>
+          <w:szCs w:val="22"/>
+        </w:rPr>
+        <w:t xml:space="preserve"> </w:t>
+      </w:r>
+      <w:proofErr w:type="spellStart"/>
+      <w:r>
+        <w:rPr>
+          <w:rFonts w:ascii="Times New Roman" w:hAnsi="Times New Roman" w:cs="Times New Roman"/>
+          <w:sz w:val="22"/>
+          <w:szCs w:val="22"/>
+        </w:rPr>
+        <w:t>openssh</w:t>
+      </w:r>
+      <w:proofErr w:type="spellEnd"/>
+      <w:r>
+        <w:rPr>
+          <w:rFonts w:ascii="Times New Roman" w:hAnsi="Times New Roman" w:cs="Times New Roman"/>
+          <w:sz w:val="22"/>
+          <w:szCs w:val="22"/>
+        </w:rPr>
+        <w:t>-server</w:t>
       </w:r>
     </w:p>
     <w:p>
@@ -2859,13 +2811,59 @@
           <w:szCs w:val="22"/>
         </w:rPr>
       </w:pPr>
-      <w:r>
-        <w:rPr>
-          <w:rFonts w:ascii="Times New Roman" w:hAnsi="Times New Roman" w:cs="Times New Roman"/>
-          <w:sz w:val="22"/>
-          <w:szCs w:val="22"/>
-        </w:rPr>
-        <w:t>sudo apt install apache2</w:t>
+      <w:proofErr w:type="spellStart"/>
+      <w:r>
+        <w:rPr>
+          <w:rFonts w:ascii="Times New Roman" w:hAnsi="Times New Roman" w:cs="Times New Roman"/>
+          <w:sz w:val="22"/>
+          <w:szCs w:val="22"/>
+        </w:rPr>
+        <w:t>sudo</w:t>
+      </w:r>
+      <w:proofErr w:type="spellEnd"/>
+      <w:r>
+        <w:rPr>
+          <w:rFonts w:ascii="Times New Roman" w:hAnsi="Times New Roman" w:cs="Times New Roman"/>
+          <w:sz w:val="22"/>
+          <w:szCs w:val="22"/>
+        </w:rPr>
+        <w:t xml:space="preserve"> </w:t>
+      </w:r>
+      <w:proofErr w:type="spellStart"/>
+      <w:r>
+        <w:rPr>
+          <w:rFonts w:ascii="Times New Roman" w:hAnsi="Times New Roman" w:cs="Times New Roman"/>
+          <w:sz w:val="22"/>
+          <w:szCs w:val="22"/>
+        </w:rPr>
+        <w:t>apt</w:t>
+      </w:r>
+      <w:proofErr w:type="spellEnd"/>
+      <w:r>
+        <w:rPr>
+          <w:rFonts w:ascii="Times New Roman" w:hAnsi="Times New Roman" w:cs="Times New Roman"/>
+          <w:sz w:val="22"/>
+          <w:szCs w:val="22"/>
+        </w:rPr>
+        <w:t xml:space="preserve"> </w:t>
+      </w:r>
+      <w:proofErr w:type="spellStart"/>
+      <w:r>
+        <w:rPr>
+          <w:rFonts w:ascii="Times New Roman" w:hAnsi="Times New Roman" w:cs="Times New Roman"/>
+          <w:sz w:val="22"/>
+          <w:szCs w:val="22"/>
+        </w:rPr>
+        <w:t>install</w:t>
+      </w:r>
+      <w:proofErr w:type="spellEnd"/>
+      <w:r>
+        <w:rPr>
+          <w:rFonts w:ascii="Times New Roman" w:hAnsi="Times New Roman" w:cs="Times New Roman"/>
+          <w:sz w:val="22"/>
+          <w:szCs w:val="22"/>
+        </w:rPr>
+        <w:t xml:space="preserve"> apache2</w:t>
       </w:r>
     </w:p>
     <w:p>
@@ -2877,13 +2875,23 @@
           <w:szCs w:val="22"/>
         </w:rPr>
       </w:pPr>
-      <w:r>
-        <w:rPr>
-          <w:rFonts w:ascii="Times New Roman" w:hAnsi="Times New Roman" w:cs="Times New Roman"/>
-          <w:sz w:val="22"/>
-          <w:szCs w:val="22"/>
-        </w:rPr>
-        <w:t>ip a</w:t>
+      <w:proofErr w:type="spellStart"/>
+      <w:r>
+        <w:rPr>
+          <w:rFonts w:ascii="Times New Roman" w:hAnsi="Times New Roman" w:cs="Times New Roman"/>
+          <w:sz w:val="22"/>
+          <w:szCs w:val="22"/>
+        </w:rPr>
+        <w:t>ip</w:t>
+      </w:r>
+      <w:proofErr w:type="spellEnd"/>
+      <w:r>
+        <w:rPr>
+          <w:rFonts w:ascii="Times New Roman" w:hAnsi="Times New Roman" w:cs="Times New Roman"/>
+          <w:sz w:val="22"/>
+          <w:szCs w:val="22"/>
+        </w:rPr>
+        <w:t xml:space="preserve"> a</w:t>
       </w:r>
     </w:p>
     <w:p>
@@ -2895,14 +2903,34 @@
           <w:szCs w:val="22"/>
         </w:rPr>
       </w:pPr>
-      <w:r>
-        <w:rPr>
-          <w:rFonts w:ascii="Times New Roman" w:hAnsi="Times New Roman" w:cs="Times New Roman"/>
-          <w:sz w:val="22"/>
-          <w:szCs w:val="22"/>
-        </w:rPr>
-        <w:t>systemctl status ssh</w:t>
-      </w:r>
+      <w:proofErr w:type="spellStart"/>
+      <w:r>
+        <w:rPr>
+          <w:rFonts w:ascii="Times New Roman" w:hAnsi="Times New Roman" w:cs="Times New Roman"/>
+          <w:sz w:val="22"/>
+          <w:szCs w:val="22"/>
+        </w:rPr>
+        <w:t>systemctl</w:t>
+      </w:r>
+      <w:proofErr w:type="spellEnd"/>
+      <w:r>
+        <w:rPr>
+          <w:rFonts w:ascii="Times New Roman" w:hAnsi="Times New Roman" w:cs="Times New Roman"/>
+          <w:sz w:val="22"/>
+          <w:szCs w:val="22"/>
+        </w:rPr>
+        <w:t xml:space="preserve"> status </w:t>
+      </w:r>
+      <w:proofErr w:type="spellStart"/>
+      <w:r>
+        <w:rPr>
+          <w:rFonts w:ascii="Times New Roman" w:hAnsi="Times New Roman" w:cs="Times New Roman"/>
+          <w:sz w:val="22"/>
+          <w:szCs w:val="22"/>
+        </w:rPr>
+        <w:t>ssh</w:t>
+      </w:r>
+      <w:proofErr w:type="spellEnd"/>
     </w:p>
     <w:p>
       <w:pPr>
@@ -2913,13 +2941,23 @@
           <w:szCs w:val="22"/>
         </w:rPr>
       </w:pPr>
-      <w:r>
-        <w:rPr>
-          <w:rFonts w:ascii="Times New Roman" w:hAnsi="Times New Roman" w:cs="Times New Roman"/>
-          <w:sz w:val="22"/>
-          <w:szCs w:val="22"/>
-        </w:rPr>
-        <w:t>systemctl status apache2</w:t>
+      <w:proofErr w:type="spellStart"/>
+      <w:r>
+        <w:rPr>
+          <w:rFonts w:ascii="Times New Roman" w:hAnsi="Times New Roman" w:cs="Times New Roman"/>
+          <w:sz w:val="22"/>
+          <w:szCs w:val="22"/>
+        </w:rPr>
+        <w:t>systemctl</w:t>
+      </w:r>
+      <w:proofErr w:type="spellEnd"/>
+      <w:r>
+        <w:rPr>
+          <w:rFonts w:ascii="Times New Roman" w:hAnsi="Times New Roman" w:cs="Times New Roman"/>
+          <w:sz w:val="22"/>
+          <w:szCs w:val="22"/>
+        </w:rPr>
+        <w:t xml:space="preserve"> status apache2</w:t>
       </w:r>
     </w:p>
     <w:p>
@@ -2931,86 +2969,52 @@
           <w:szCs w:val="22"/>
         </w:rPr>
       </w:pPr>
-      <w:r>
-        <w:rPr>
-          <w:rFonts w:ascii="Times New Roman" w:hAnsi="Times New Roman" w:cs="Times New Roman"/>
-          <w:sz w:val="22"/>
-          <w:szCs w:val="22"/>
-        </w:rPr>
-        <w:t xml:space="preserve">scp -r /var/www/html </w:t>
-      </w:r>
-      <w:r>
-        <w:rPr>
-          <w:rFonts w:ascii="Times New Roman" w:hAnsi="Times New Roman" w:cs="Times New Roman"/>
-          <w:sz w:val="22"/>
-          <w:szCs w:val="22"/>
-        </w:rPr>
-        <w:t>katja</w:t>
-      </w:r>
-      <w:r>
-        <w:rPr>
-          <w:rFonts w:ascii="Times New Roman" w:hAnsi="Times New Roman" w:cs="Times New Roman"/>
-          <w:sz w:val="22"/>
-          <w:szCs w:val="22"/>
-        </w:rPr>
-        <w:t>@</w:t>
-      </w:r>
-      <w:r>
-        <w:rPr>
-          <w:rFonts w:ascii="Times New Roman" w:hAnsi="Times New Roman" w:cs="Times New Roman"/>
-          <w:sz w:val="22"/>
-          <w:szCs w:val="22"/>
-        </w:rPr>
-        <w:t>192</w:t>
-      </w:r>
-      <w:r>
-        <w:rPr>
-          <w:rFonts w:ascii="Times New Roman" w:hAnsi="Times New Roman" w:cs="Times New Roman"/>
-          <w:sz w:val="22"/>
-          <w:szCs w:val="22"/>
-        </w:rPr>
-        <w:t>.</w:t>
-      </w:r>
-      <w:r>
-        <w:rPr>
-          <w:rFonts w:ascii="Times New Roman" w:hAnsi="Times New Roman" w:cs="Times New Roman"/>
-          <w:sz w:val="22"/>
-          <w:szCs w:val="22"/>
-        </w:rPr>
-        <w:t>168</w:t>
-      </w:r>
-      <w:r>
-        <w:rPr>
-          <w:rFonts w:ascii="Times New Roman" w:hAnsi="Times New Roman" w:cs="Times New Roman"/>
-          <w:sz w:val="22"/>
-          <w:szCs w:val="22"/>
-        </w:rPr>
-        <w:t>.</w:t>
-      </w:r>
-      <w:r>
-        <w:rPr>
-          <w:rFonts w:ascii="Times New Roman" w:hAnsi="Times New Roman" w:cs="Times New Roman"/>
-          <w:sz w:val="22"/>
-          <w:szCs w:val="22"/>
-        </w:rPr>
-        <w:t>2</w:t>
-      </w:r>
-      <w:r>
-        <w:rPr>
-          <w:rFonts w:ascii="Times New Roman" w:hAnsi="Times New Roman" w:cs="Times New Roman"/>
-          <w:sz w:val="22"/>
-          <w:szCs w:val="22"/>
-        </w:rPr>
-        <w:t>.</w:t>
-      </w:r>
-      <w:r>
-        <w:rPr>
-          <w:rFonts w:ascii="Times New Roman" w:hAnsi="Times New Roman" w:cs="Times New Roman"/>
-          <w:sz w:val="22"/>
-          <w:szCs w:val="22"/>
-        </w:rPr>
-        <w:t>32:/tmp</w:t>
-      </w:r>
+      <w:proofErr w:type="spellStart"/>
+      <w:r>
+        <w:rPr>
+          <w:rFonts w:ascii="Times New Roman" w:hAnsi="Times New Roman" w:cs="Times New Roman"/>
+          <w:sz w:val="22"/>
+          <w:szCs w:val="22"/>
+        </w:rPr>
+        <w:t>scp</w:t>
+      </w:r>
+      <w:proofErr w:type="spellEnd"/>
+      <w:r>
+        <w:rPr>
+          <w:rFonts w:ascii="Times New Roman" w:hAnsi="Times New Roman" w:cs="Times New Roman"/>
+          <w:sz w:val="22"/>
+          <w:szCs w:val="22"/>
+        </w:rPr>
+        <w:t xml:space="preserve"> -r /var/</w:t>
+      </w:r>
+      <w:proofErr w:type="spellStart"/>
+      <w:r>
+        <w:rPr>
+          <w:rFonts w:ascii="Times New Roman" w:hAnsi="Times New Roman" w:cs="Times New Roman"/>
+          <w:sz w:val="22"/>
+          <w:szCs w:val="22"/>
+        </w:rPr>
+        <w:t>www</w:t>
+      </w:r>
+      <w:proofErr w:type="spellEnd"/>
+      <w:r>
+        <w:rPr>
+          <w:rFonts w:ascii="Times New Roman" w:hAnsi="Times New Roman" w:cs="Times New Roman"/>
+          <w:sz w:val="22"/>
+          <w:szCs w:val="22"/>
+        </w:rPr>
+        <w:t>/html katja@192.168.2.32:/</w:t>
+      </w:r>
+      <w:proofErr w:type="spellStart"/>
+      <w:r>
+        <w:rPr>
+          <w:rFonts w:ascii="Times New Roman" w:hAnsi="Times New Roman" w:cs="Times New Roman"/>
+          <w:sz w:val="22"/>
+          <w:szCs w:val="22"/>
+        </w:rPr>
+        <w:t>tmp</w:t>
+      </w:r>
+      <w:proofErr w:type="spellEnd"/>
     </w:p>
     <w:p>
       <w:pPr>
@@ -3021,13 +3025,59 @@
           <w:szCs w:val="22"/>
         </w:rPr>
       </w:pPr>
-      <w:r>
-        <w:rPr>
-          <w:rFonts w:ascii="Times New Roman" w:hAnsi="Times New Roman" w:cs="Times New Roman"/>
-          <w:sz w:val="22"/>
-          <w:szCs w:val="22"/>
-        </w:rPr>
-        <w:t>sudo cp -r ~/html/* /var/www/html/</w:t>
+      <w:proofErr w:type="spellStart"/>
+      <w:r>
+        <w:rPr>
+          <w:rFonts w:ascii="Times New Roman" w:hAnsi="Times New Roman" w:cs="Times New Roman"/>
+          <w:sz w:val="22"/>
+          <w:szCs w:val="22"/>
+        </w:rPr>
+        <w:t>sudo</w:t>
+      </w:r>
+      <w:proofErr w:type="spellEnd"/>
+      <w:r>
+        <w:rPr>
+          <w:rFonts w:ascii="Times New Roman" w:hAnsi="Times New Roman" w:cs="Times New Roman"/>
+          <w:sz w:val="22"/>
+          <w:szCs w:val="22"/>
+        </w:rPr>
+        <w:t xml:space="preserve"> </w:t>
+      </w:r>
+      <w:proofErr w:type="spellStart"/>
+      <w:r>
+        <w:rPr>
+          <w:rFonts w:ascii="Times New Roman" w:hAnsi="Times New Roman" w:cs="Times New Roman"/>
+          <w:sz w:val="22"/>
+          <w:szCs w:val="22"/>
+        </w:rPr>
+        <w:t>cp</w:t>
+      </w:r>
+      <w:proofErr w:type="spellEnd"/>
+      <w:r>
+        <w:rPr>
+          <w:rFonts w:ascii="Times New Roman" w:hAnsi="Times New Roman" w:cs="Times New Roman"/>
+          <w:sz w:val="22"/>
+          <w:szCs w:val="22"/>
+        </w:rPr>
+        <w:t xml:space="preserve"> -r ~/html/* /var/</w:t>
+      </w:r>
+      <w:proofErr w:type="spellStart"/>
+      <w:r>
+        <w:rPr>
+          <w:rFonts w:ascii="Times New Roman" w:hAnsi="Times New Roman" w:cs="Times New Roman"/>
+          <w:sz w:val="22"/>
+          <w:szCs w:val="22"/>
+        </w:rPr>
+        <w:t>www</w:t>
+      </w:r>
+      <w:proofErr w:type="spellEnd"/>
+      <w:r>
+        <w:rPr>
+          <w:rFonts w:ascii="Times New Roman" w:hAnsi="Times New Roman" w:cs="Times New Roman"/>
+          <w:sz w:val="22"/>
+          <w:szCs w:val="22"/>
+        </w:rPr>
+        <w:t>/html/</w:t>
       </w:r>
     </w:p>
     <w:p>
@@ -3077,80 +3127,18 @@
           <w:sz w:val="22"/>
           <w:szCs w:val="22"/>
         </w:rPr>
-        <w:t>S</w:t>
-      </w:r>
-      <w:r>
-        <w:rPr>
-          <w:rFonts w:ascii="Times New Roman" w:hAnsi="Times New Roman" w:cs="Times New Roman"/>
-          <w:sz w:val="22"/>
-          <w:szCs w:val="22"/>
-        </w:rPr>
-        <w:t>trežnik ima IP iz lokalnega omrežja (192.168.</w:t>
-      </w:r>
-      <w:r>
-        <w:rPr>
-          <w:rFonts w:ascii="Times New Roman" w:hAnsi="Times New Roman" w:cs="Times New Roman"/>
-          <w:sz w:val="22"/>
-          <w:szCs w:val="22"/>
-        </w:rPr>
-        <w:t>2</w:t>
-      </w:r>
-      <w:r>
-        <w:rPr>
-          <w:rFonts w:ascii="Times New Roman" w:hAnsi="Times New Roman" w:cs="Times New Roman"/>
-          <w:sz w:val="22"/>
-          <w:szCs w:val="22"/>
-        </w:rPr>
-        <w:t>.</w:t>
-      </w:r>
-      <w:r>
-        <w:rPr>
-          <w:rFonts w:ascii="Times New Roman" w:hAnsi="Times New Roman" w:cs="Times New Roman"/>
-          <w:sz w:val="22"/>
-          <w:szCs w:val="22"/>
-        </w:rPr>
-        <w:t>32</w:t>
-      </w:r>
-      <w:r>
-        <w:rPr>
-          <w:rFonts w:ascii="Times New Roman" w:hAnsi="Times New Roman" w:cs="Times New Roman"/>
-          <w:sz w:val="22"/>
-          <w:szCs w:val="22"/>
-        </w:rPr>
-        <w:t>)</w:t>
-      </w:r>
-      <w:r>
-        <w:rPr>
-          <w:rFonts w:ascii="Times New Roman" w:hAnsi="Times New Roman" w:cs="Times New Roman"/>
-          <w:sz w:val="22"/>
-          <w:szCs w:val="22"/>
-        </w:rPr>
-        <w:t xml:space="preserve"> zato </w:t>
-      </w:r>
-      <w:r>
-        <w:rPr>
-          <w:rFonts w:ascii="Times New Roman" w:hAnsi="Times New Roman" w:cs="Times New Roman"/>
-          <w:sz w:val="22"/>
-          <w:szCs w:val="22"/>
-        </w:rPr>
-        <w:t>SSH povezava deluje</w:t>
-      </w:r>
-      <w:r>
-        <w:rPr>
-          <w:rFonts w:ascii="Times New Roman" w:hAnsi="Times New Roman" w:cs="Times New Roman"/>
-          <w:sz w:val="22"/>
-          <w:szCs w:val="22"/>
-        </w:rPr>
-        <w:t xml:space="preserve"> in se </w:t>
-      </w:r>
-      <w:r>
-        <w:rPr>
-          <w:rFonts w:ascii="Times New Roman" w:hAnsi="Times New Roman" w:cs="Times New Roman"/>
-          <w:sz w:val="22"/>
-          <w:szCs w:val="22"/>
-        </w:rPr>
-        <w:t>v</w:t>
-      </w:r>
+        <w:t xml:space="preserve">Strežnik ima IP iz lokalnega omrežja (192.168.2.32) zato SSH povezava deluje in se v brskalniku prikaže </w:t>
+      </w:r>
+      <w:proofErr w:type="spellStart"/>
+      <w:r>
+        <w:rPr>
+          <w:rFonts w:ascii="Times New Roman" w:hAnsi="Times New Roman" w:cs="Times New Roman"/>
+          <w:sz w:val="22"/>
+          <w:szCs w:val="22"/>
+        </w:rPr>
+        <w:t>Apache</w:t>
+      </w:r>
+      <w:proofErr w:type="spellEnd"/>
       <w:r>
         <w:rPr>
           <w:rFonts w:ascii="Times New Roman" w:hAnsi="Times New Roman" w:cs="Times New Roman"/>
@@ -3159,53 +3147,41 @@
         </w:rPr>
         <w:t xml:space="preserve"> </w:t>
       </w:r>
-      <w:r>
-        <w:rPr>
-          <w:rFonts w:ascii="Times New Roman" w:hAnsi="Times New Roman" w:cs="Times New Roman"/>
-          <w:sz w:val="22"/>
-          <w:szCs w:val="22"/>
-        </w:rPr>
-        <w:t>brskalniku prikaže Apache default stran</w:t>
-      </w:r>
-      <w:r>
-        <w:rPr>
-          <w:rFonts w:ascii="Times New Roman" w:hAnsi="Times New Roman" w:cs="Times New Roman"/>
-          <w:sz w:val="22"/>
-          <w:szCs w:val="22"/>
-        </w:rPr>
-        <w:t>. P</w:t>
-      </w:r>
-      <w:r>
-        <w:rPr>
-          <w:rFonts w:ascii="Times New Roman" w:hAnsi="Times New Roman" w:cs="Times New Roman"/>
-          <w:sz w:val="22"/>
-          <w:szCs w:val="22"/>
-        </w:rPr>
-        <w:t>o prenosu datotek se spletna stran spremeni</w:t>
-      </w:r>
-      <w:r>
-        <w:rPr>
-          <w:rFonts w:ascii="Times New Roman" w:hAnsi="Times New Roman" w:cs="Times New Roman"/>
-          <w:sz w:val="22"/>
-          <w:szCs w:val="22"/>
-        </w:rPr>
-        <w:t xml:space="preserve"> in </w:t>
-      </w:r>
-      <w:r>
-        <w:rPr>
-          <w:rFonts w:ascii="Times New Roman" w:hAnsi="Times New Roman" w:cs="Times New Roman"/>
-          <w:sz w:val="22"/>
-          <w:szCs w:val="22"/>
-        </w:rPr>
-        <w:t>Apache prikazuje novo vsebino</w:t>
-      </w:r>
-      <w:r>
-        <w:rPr>
-          <w:rFonts w:ascii="Times New Roman" w:hAnsi="Times New Roman" w:cs="Times New Roman"/>
-          <w:sz w:val="22"/>
-          <w:szCs w:val="22"/>
-        </w:rPr>
-        <w:t>.</w:t>
+      <w:proofErr w:type="spellStart"/>
+      <w:r>
+        <w:rPr>
+          <w:rFonts w:ascii="Times New Roman" w:hAnsi="Times New Roman" w:cs="Times New Roman"/>
+          <w:sz w:val="22"/>
+          <w:szCs w:val="22"/>
+        </w:rPr>
+        <w:t>default</w:t>
+      </w:r>
+      <w:proofErr w:type="spellEnd"/>
+      <w:r>
+        <w:rPr>
+          <w:rFonts w:ascii="Times New Roman" w:hAnsi="Times New Roman" w:cs="Times New Roman"/>
+          <w:sz w:val="22"/>
+          <w:szCs w:val="22"/>
+        </w:rPr>
+        <w:t xml:space="preserve"> stran. Po prenosu datotek se spletna stran spremeni in </w:t>
+      </w:r>
+      <w:proofErr w:type="spellStart"/>
+      <w:r>
+        <w:rPr>
+          <w:rFonts w:ascii="Times New Roman" w:hAnsi="Times New Roman" w:cs="Times New Roman"/>
+          <w:sz w:val="22"/>
+          <w:szCs w:val="22"/>
+        </w:rPr>
+        <w:t>Apache</w:t>
+      </w:r>
+      <w:proofErr w:type="spellEnd"/>
+      <w:r>
+        <w:rPr>
+          <w:rFonts w:ascii="Times New Roman" w:hAnsi="Times New Roman" w:cs="Times New Roman"/>
+          <w:sz w:val="22"/>
+          <w:szCs w:val="22"/>
+        </w:rPr>
+        <w:t xml:space="preserve"> prikazuje novo vsebino.</w:t>
       </w:r>
     </w:p>
     <w:p>
@@ -3380,7 +3356,7 @@
           <w:szCs w:val="22"/>
         </w:rPr>
         <w:drawing>
-          <wp:anchor distT="0" distB="0" distL="114300" distR="114300" simplePos="0" relativeHeight="251691008" behindDoc="0" locked="0" layoutInCell="1" allowOverlap="1" wp14:anchorId="448E50DA" wp14:editId="61CD79E2">
+          <wp:anchor distT="0" distB="0" distL="114300" distR="114300" simplePos="0" relativeHeight="251691008" behindDoc="0" locked="0" layoutInCell="1" allowOverlap="1" wp14:anchorId="448E50DA" wp14:editId="6D472BD6">
             <wp:simplePos x="0" y="0"/>
             <wp:positionH relativeFrom="margin">
               <wp:posOffset>784225</wp:posOffset>
@@ -4019,7 +3995,7 @@
         </w:rPr>
         <w:lastRenderedPageBreak/>
         <w:drawing>
-          <wp:anchor distT="0" distB="0" distL="114300" distR="114300" simplePos="0" relativeHeight="251697152" behindDoc="0" locked="0" layoutInCell="1" allowOverlap="1" wp14:anchorId="058080C6" wp14:editId="1FC6B15F">
+          <wp:anchor distT="0" distB="0" distL="114300" distR="114300" simplePos="0" relativeHeight="251697152" behindDoc="0" locked="0" layoutInCell="1" allowOverlap="1" wp14:anchorId="058080C6" wp14:editId="1DCCCCA0">
             <wp:simplePos x="0" y="0"/>
             <wp:positionH relativeFrom="margin">
               <wp:posOffset>845820</wp:posOffset>
@@ -4407,44 +4383,37 @@
           <w:sz w:val="22"/>
           <w:szCs w:val="22"/>
         </w:rPr>
-        <w:t xml:space="preserve"> </w:t>
-      </w:r>
-      <w:r>
-        <w:rPr>
-          <w:rFonts w:ascii="Times New Roman" w:hAnsi="Times New Roman" w:cs="Times New Roman"/>
-          <w:sz w:val="22"/>
-          <w:szCs w:val="22"/>
-        </w:rPr>
-        <w:t>AWS privzeto blokira promet na portu 80</w:t>
-      </w:r>
-    </w:p>
-    <w:p>
-      <w:pPr>
-        <w:pStyle w:val="Odstavekseznama"/>
-        <w:rPr>
-          <w:rFonts w:ascii="Times New Roman" w:hAnsi="Times New Roman" w:cs="Times New Roman"/>
-          <w:sz w:val="22"/>
-          <w:szCs w:val="22"/>
-        </w:rPr>
-      </w:pPr>
-    </w:p>
-    <w:p>
-      <w:pPr>
-        <w:pStyle w:val="Odstavekseznama"/>
-        <w:rPr>
-          <w:rFonts w:ascii="Times New Roman" w:hAnsi="Times New Roman" w:cs="Times New Roman"/>
-          <w:sz w:val="22"/>
-          <w:szCs w:val="22"/>
-        </w:rPr>
-      </w:pPr>
-      <w:r>
-        <w:rPr>
-          <w:rFonts w:ascii="Times New Roman" w:hAnsi="Times New Roman" w:cs="Times New Roman"/>
+        <w:t xml:space="preserve"> AWS privzeto blokira promet na portu 80</w:t>
+      </w:r>
+    </w:p>
+    <w:p>
+      <w:pPr>
+        <w:pStyle w:val="Odstavekseznama"/>
+        <w:rPr>
+          <w:rFonts w:ascii="Times New Roman" w:hAnsi="Times New Roman" w:cs="Times New Roman"/>
+          <w:sz w:val="22"/>
+          <w:szCs w:val="22"/>
+        </w:rPr>
+      </w:pPr>
+    </w:p>
+    <w:p>
+      <w:pPr>
+        <w:pStyle w:val="Odstavekseznama"/>
+        <w:rPr>
+          <w:rFonts w:ascii="Times New Roman" w:hAnsi="Times New Roman" w:cs="Times New Roman"/>
+          <w:sz w:val="22"/>
+          <w:szCs w:val="22"/>
+        </w:rPr>
+      </w:pPr>
+      <w:r>
+        <w:rPr>
+          <w:rFonts w:ascii="Times New Roman" w:hAnsi="Times New Roman" w:cs="Times New Roman"/>
+          <w:noProof/>
           <w:sz w:val="22"/>
           <w:szCs w:val="22"/>
         </w:rPr>
         <w:drawing>
-          <wp:anchor distT="0" distB="0" distL="114300" distR="114300" simplePos="0" relativeHeight="251700224" behindDoc="0" locked="0" layoutInCell="1" allowOverlap="1" wp14:anchorId="2414AE25" wp14:editId="406C8F6A">
+          <wp:anchor distT="0" distB="0" distL="114300" distR="114300" simplePos="0" relativeHeight="251700224" behindDoc="0" locked="0" layoutInCell="1" allowOverlap="1" wp14:anchorId="2414AE25" wp14:editId="5206E334">
             <wp:simplePos x="0" y="0"/>
             <wp:positionH relativeFrom="margin">
               <wp:align>right</wp:align>
@@ -4689,6 +4658,7 @@
       <w:r>
         <w:rPr>
           <w:rFonts w:ascii="Times New Roman" w:hAnsi="Times New Roman" w:cs="Times New Roman"/>
+          <w:noProof/>
           <w:sz w:val="22"/>
           <w:szCs w:val="22"/>
         </w:rPr>
@@ -4759,6 +4729,7 @@
       <w:r>
         <w:rPr>
           <w:rFonts w:ascii="Times New Roman" w:hAnsi="Times New Roman" w:cs="Times New Roman"/>
+          <w:noProof/>
           <w:sz w:val="22"/>
           <w:szCs w:val="22"/>
         </w:rPr>
@@ -4846,64 +4817,114 @@
           <w:sz w:val="22"/>
           <w:szCs w:val="22"/>
         </w:rPr>
-        <w:t>U</w:t>
-      </w:r>
-      <w:r>
-        <w:rPr>
-          <w:rFonts w:ascii="Times New Roman" w:hAnsi="Times New Roman" w:cs="Times New Roman"/>
-          <w:sz w:val="22"/>
-          <w:szCs w:val="22"/>
-        </w:rPr>
-        <w:t xml:space="preserve">stvarila </w:t>
-      </w:r>
-      <w:r>
-        <w:rPr>
-          <w:rFonts w:ascii="Times New Roman" w:hAnsi="Times New Roman" w:cs="Times New Roman"/>
-          <w:sz w:val="22"/>
-          <w:szCs w:val="22"/>
-        </w:rPr>
-        <w:t xml:space="preserve">sem novo </w:t>
-      </w:r>
-      <w:r>
-        <w:rPr>
-          <w:rFonts w:ascii="Times New Roman" w:hAnsi="Times New Roman" w:cs="Times New Roman"/>
-          <w:sz w:val="22"/>
-          <w:szCs w:val="22"/>
-        </w:rPr>
-        <w:t>EC2 instanco</w:t>
-      </w:r>
-      <w:r>
-        <w:rPr>
-          <w:rFonts w:ascii="Times New Roman" w:hAnsi="Times New Roman" w:cs="Times New Roman"/>
-          <w:sz w:val="22"/>
-          <w:szCs w:val="22"/>
-        </w:rPr>
-        <w:t>. P</w:t>
-      </w:r>
-      <w:r>
-        <w:rPr>
-          <w:rFonts w:ascii="Times New Roman" w:hAnsi="Times New Roman" w:cs="Times New Roman"/>
-          <w:sz w:val="22"/>
-          <w:szCs w:val="22"/>
-        </w:rPr>
-        <w:t>ovezala se</w:t>
-      </w:r>
-      <w:r>
-        <w:rPr>
-          <w:rFonts w:ascii="Times New Roman" w:hAnsi="Times New Roman" w:cs="Times New Roman"/>
-          <w:sz w:val="22"/>
-          <w:szCs w:val="22"/>
-        </w:rPr>
-        <w:t>m se</w:t>
-      </w:r>
-      <w:r>
-        <w:rPr>
-          <w:rFonts w:ascii="Times New Roman" w:hAnsi="Times New Roman" w:cs="Times New Roman"/>
-          <w:sz w:val="22"/>
-          <w:szCs w:val="22"/>
-        </w:rPr>
-        <w:t xml:space="preserve"> preko SSH (PuTTY)</w:t>
-      </w:r>
+        <w:t>Ustvarila sem novo EC2 instanco. Povezala sem se preko SSH (</w:t>
+      </w:r>
+      <w:proofErr w:type="spellStart"/>
+      <w:r>
+        <w:rPr>
+          <w:rFonts w:ascii="Times New Roman" w:hAnsi="Times New Roman" w:cs="Times New Roman"/>
+          <w:sz w:val="22"/>
+          <w:szCs w:val="22"/>
+        </w:rPr>
+        <w:t>PuTTY</w:t>
+      </w:r>
+      <w:proofErr w:type="spellEnd"/>
+      <w:r>
+        <w:rPr>
+          <w:rFonts w:ascii="Times New Roman" w:hAnsi="Times New Roman" w:cs="Times New Roman"/>
+          <w:sz w:val="22"/>
+          <w:szCs w:val="22"/>
+        </w:rPr>
+        <w:t xml:space="preserve">) in preverila IP ter status SSH in  </w:t>
+      </w:r>
+      <w:proofErr w:type="spellStart"/>
+      <w:r>
+        <w:rPr>
+          <w:rFonts w:ascii="Times New Roman" w:hAnsi="Times New Roman" w:cs="Times New Roman"/>
+          <w:sz w:val="22"/>
+          <w:szCs w:val="22"/>
+        </w:rPr>
+        <w:t>Apache</w:t>
+      </w:r>
+      <w:proofErr w:type="spellEnd"/>
+      <w:r>
+        <w:rPr>
+          <w:rFonts w:ascii="Times New Roman" w:hAnsi="Times New Roman" w:cs="Times New Roman"/>
+          <w:sz w:val="22"/>
+          <w:szCs w:val="22"/>
+        </w:rPr>
+        <w:t>. Poskusila sem dostopati preko brskalnika</w:t>
+      </w:r>
+      <w:r>
+        <w:rPr>
+          <w:rFonts w:ascii="Times New Roman" w:hAnsi="Times New Roman" w:cs="Times New Roman"/>
+          <w:sz w:val="22"/>
+          <w:szCs w:val="22"/>
+        </w:rPr>
+        <w:t xml:space="preserve">. Nato sem </w:t>
+      </w:r>
+      <w:r>
+        <w:rPr>
+          <w:rFonts w:ascii="Times New Roman" w:hAnsi="Times New Roman" w:cs="Times New Roman"/>
+          <w:sz w:val="22"/>
+          <w:szCs w:val="22"/>
+        </w:rPr>
+        <w:t xml:space="preserve">namestila </w:t>
+      </w:r>
+      <w:proofErr w:type="spellStart"/>
+      <w:r>
+        <w:rPr>
+          <w:rFonts w:ascii="Times New Roman" w:hAnsi="Times New Roman" w:cs="Times New Roman"/>
+          <w:sz w:val="22"/>
+          <w:szCs w:val="22"/>
+        </w:rPr>
+        <w:t>Apache</w:t>
+      </w:r>
+      <w:proofErr w:type="spellEnd"/>
+      <w:r>
+        <w:rPr>
+          <w:rFonts w:ascii="Times New Roman" w:hAnsi="Times New Roman" w:cs="Times New Roman"/>
+          <w:sz w:val="22"/>
+          <w:szCs w:val="22"/>
+        </w:rPr>
+        <w:t xml:space="preserve">, </w:t>
+      </w:r>
+      <w:r>
+        <w:rPr>
+          <w:rFonts w:ascii="Times New Roman" w:hAnsi="Times New Roman" w:cs="Times New Roman"/>
+          <w:sz w:val="22"/>
+          <w:szCs w:val="22"/>
+        </w:rPr>
+        <w:t xml:space="preserve">odprla port 80 v </w:t>
+      </w:r>
+      <w:proofErr w:type="spellStart"/>
+      <w:r>
+        <w:rPr>
+          <w:rFonts w:ascii="Times New Roman" w:hAnsi="Times New Roman" w:cs="Times New Roman"/>
+          <w:sz w:val="22"/>
+          <w:szCs w:val="22"/>
+        </w:rPr>
+        <w:t>Security</w:t>
+      </w:r>
+      <w:proofErr w:type="spellEnd"/>
+      <w:r>
+        <w:rPr>
+          <w:rFonts w:ascii="Times New Roman" w:hAnsi="Times New Roman" w:cs="Times New Roman"/>
+          <w:sz w:val="22"/>
+          <w:szCs w:val="22"/>
+        </w:rPr>
+        <w:t xml:space="preserve"> </w:t>
+      </w:r>
+      <w:proofErr w:type="spellStart"/>
+      <w:r>
+        <w:rPr>
+          <w:rFonts w:ascii="Times New Roman" w:hAnsi="Times New Roman" w:cs="Times New Roman"/>
+          <w:sz w:val="22"/>
+          <w:szCs w:val="22"/>
+        </w:rPr>
+        <w:t>Group</w:t>
+      </w:r>
+      <w:proofErr w:type="spellEnd"/>
       <w:r>
         <w:rPr>
           <w:rFonts w:ascii="Times New Roman" w:hAnsi="Times New Roman" w:cs="Times New Roman"/>
@@ -4918,134 +4939,6 @@
           <w:sz w:val="22"/>
           <w:szCs w:val="22"/>
         </w:rPr>
-        <w:t xml:space="preserve">preverila </w:t>
-      </w:r>
-      <w:r>
-        <w:rPr>
-          <w:rFonts w:ascii="Times New Roman" w:hAnsi="Times New Roman" w:cs="Times New Roman"/>
-          <w:sz w:val="22"/>
-          <w:szCs w:val="22"/>
-        </w:rPr>
-        <w:t xml:space="preserve">IP ter status </w:t>
-      </w:r>
-      <w:r>
-        <w:rPr>
-          <w:rFonts w:ascii="Times New Roman" w:hAnsi="Times New Roman" w:cs="Times New Roman"/>
-          <w:sz w:val="22"/>
-          <w:szCs w:val="22"/>
-        </w:rPr>
-        <w:t>SSH</w:t>
-      </w:r>
-      <w:r>
-        <w:rPr>
-          <w:rFonts w:ascii="Times New Roman" w:hAnsi="Times New Roman" w:cs="Times New Roman"/>
-          <w:sz w:val="22"/>
-          <w:szCs w:val="22"/>
-        </w:rPr>
-        <w:t xml:space="preserve"> in </w:t>
-      </w:r>
-      <w:r>
-        <w:rPr>
-          <w:rFonts w:ascii="Times New Roman" w:hAnsi="Times New Roman" w:cs="Times New Roman"/>
-          <w:sz w:val="22"/>
-          <w:szCs w:val="22"/>
-        </w:rPr>
-        <w:t xml:space="preserve"> Apache</w:t>
-      </w:r>
-      <w:r>
-        <w:rPr>
-          <w:rFonts w:ascii="Times New Roman" w:hAnsi="Times New Roman" w:cs="Times New Roman"/>
-          <w:sz w:val="22"/>
-          <w:szCs w:val="22"/>
-        </w:rPr>
-        <w:t>. P</w:t>
-      </w:r>
-      <w:r>
-        <w:rPr>
-          <w:rFonts w:ascii="Times New Roman" w:hAnsi="Times New Roman" w:cs="Times New Roman"/>
-          <w:sz w:val="22"/>
-          <w:szCs w:val="22"/>
-        </w:rPr>
-        <w:t>oskusila</w:t>
-      </w:r>
-      <w:r>
-        <w:rPr>
-          <w:rFonts w:ascii="Times New Roman" w:hAnsi="Times New Roman" w:cs="Times New Roman"/>
-          <w:sz w:val="22"/>
-          <w:szCs w:val="22"/>
-        </w:rPr>
-        <w:t xml:space="preserve"> sem</w:t>
-      </w:r>
-      <w:r>
-        <w:rPr>
-          <w:rFonts w:ascii="Times New Roman" w:hAnsi="Times New Roman" w:cs="Times New Roman"/>
-          <w:sz w:val="22"/>
-          <w:szCs w:val="22"/>
-        </w:rPr>
-        <w:t xml:space="preserve"> dostop</w:t>
-      </w:r>
-      <w:r>
-        <w:rPr>
-          <w:rFonts w:ascii="Times New Roman" w:hAnsi="Times New Roman" w:cs="Times New Roman"/>
-          <w:sz w:val="22"/>
-          <w:szCs w:val="22"/>
-        </w:rPr>
-        <w:t>ati</w:t>
-      </w:r>
-      <w:r>
-        <w:rPr>
-          <w:rFonts w:ascii="Times New Roman" w:hAnsi="Times New Roman" w:cs="Times New Roman"/>
-          <w:sz w:val="22"/>
-          <w:szCs w:val="22"/>
-        </w:rPr>
-        <w:t xml:space="preserve"> preko brskalnika</w:t>
-      </w:r>
-      <w:r>
-        <w:rPr>
-          <w:rFonts w:ascii="Times New Roman" w:hAnsi="Times New Roman" w:cs="Times New Roman"/>
-          <w:sz w:val="22"/>
-          <w:szCs w:val="22"/>
-        </w:rPr>
-        <w:t xml:space="preserve">. Nato sem </w:t>
-      </w:r>
-      <w:r>
-        <w:rPr>
-          <w:rFonts w:ascii="Times New Roman" w:hAnsi="Times New Roman" w:cs="Times New Roman"/>
-          <w:sz w:val="22"/>
-          <w:szCs w:val="22"/>
-        </w:rPr>
-        <w:t>namestila Apache</w:t>
-      </w:r>
-      <w:r>
-        <w:rPr>
-          <w:rFonts w:ascii="Times New Roman" w:hAnsi="Times New Roman" w:cs="Times New Roman"/>
-          <w:sz w:val="22"/>
-          <w:szCs w:val="22"/>
-        </w:rPr>
-        <w:t xml:space="preserve">, </w:t>
-      </w:r>
-      <w:r>
-        <w:rPr>
-          <w:rFonts w:ascii="Times New Roman" w:hAnsi="Times New Roman" w:cs="Times New Roman"/>
-          <w:sz w:val="22"/>
-          <w:szCs w:val="22"/>
-        </w:rPr>
-        <w:t>odprla port 80 v Security Group</w:t>
-      </w:r>
-      <w:r>
-        <w:rPr>
-          <w:rFonts w:ascii="Times New Roman" w:hAnsi="Times New Roman" w:cs="Times New Roman"/>
-          <w:sz w:val="22"/>
-          <w:szCs w:val="22"/>
-        </w:rPr>
-        <w:t xml:space="preserve"> in </w:t>
-      </w:r>
-      <w:r>
-        <w:rPr>
-          <w:rFonts w:ascii="Times New Roman" w:hAnsi="Times New Roman" w:cs="Times New Roman"/>
-          <w:sz w:val="22"/>
-          <w:szCs w:val="22"/>
-        </w:rPr>
         <w:t>ponovno preverila dostop</w:t>
       </w:r>
       <w:r>
@@ -5080,7 +4973,25 @@
           <w:sz w:val="22"/>
           <w:szCs w:val="22"/>
         </w:rPr>
-        <w:t>renesla datoteke med dvema instancama (scp)</w:t>
+        <w:t>renesla datoteke med dvema instancama (</w:t>
+      </w:r>
+      <w:proofErr w:type="spellStart"/>
+      <w:r>
+        <w:rPr>
+          <w:rFonts w:ascii="Times New Roman" w:hAnsi="Times New Roman" w:cs="Times New Roman"/>
+          <w:sz w:val="22"/>
+          <w:szCs w:val="22"/>
+        </w:rPr>
+        <w:t>scp</w:t>
+      </w:r>
+      <w:proofErr w:type="spellEnd"/>
+      <w:r>
+        <w:rPr>
+          <w:rFonts w:ascii="Times New Roman" w:hAnsi="Times New Roman" w:cs="Times New Roman"/>
+          <w:sz w:val="22"/>
+          <w:szCs w:val="22"/>
+        </w:rPr>
+        <w:t>)</w:t>
       </w:r>
       <w:r>
         <w:rPr>
@@ -5149,147 +5060,393 @@
           <w:szCs w:val="22"/>
         </w:rPr>
       </w:pPr>
-      <w:r>
-        <w:rPr>
-          <w:rFonts w:ascii="Times New Roman" w:hAnsi="Times New Roman" w:cs="Times New Roman"/>
-          <w:sz w:val="22"/>
-          <w:szCs w:val="22"/>
-        </w:rPr>
-        <w:t>systemctl status ssh</w:t>
-      </w:r>
-    </w:p>
-    <w:p>
-      <w:pPr>
-        <w:pStyle w:val="Odstavekseznama"/>
-        <w:rPr>
-          <w:rFonts w:ascii="Times New Roman" w:hAnsi="Times New Roman" w:cs="Times New Roman"/>
-          <w:sz w:val="22"/>
-          <w:szCs w:val="22"/>
-        </w:rPr>
-      </w:pPr>
-      <w:r>
-        <w:rPr>
-          <w:rFonts w:ascii="Times New Roman" w:hAnsi="Times New Roman" w:cs="Times New Roman"/>
-          <w:sz w:val="22"/>
-          <w:szCs w:val="22"/>
-        </w:rPr>
-        <w:t>systemctl status apache2</w:t>
-      </w:r>
-    </w:p>
-    <w:p>
-      <w:pPr>
-        <w:pStyle w:val="Odstavekseznama"/>
-        <w:rPr>
-          <w:rFonts w:ascii="Times New Roman" w:hAnsi="Times New Roman" w:cs="Times New Roman"/>
-          <w:sz w:val="22"/>
-          <w:szCs w:val="22"/>
-        </w:rPr>
-      </w:pPr>
-      <w:r>
-        <w:rPr>
-          <w:rFonts w:ascii="Times New Roman" w:hAnsi="Times New Roman" w:cs="Times New Roman"/>
-          <w:sz w:val="22"/>
-          <w:szCs w:val="22"/>
-        </w:rPr>
-        <w:t>ip a</w:t>
-      </w:r>
-    </w:p>
-    <w:p>
-      <w:pPr>
-        <w:pStyle w:val="Odstavekseznama"/>
-        <w:rPr>
-          <w:rFonts w:ascii="Times New Roman" w:hAnsi="Times New Roman" w:cs="Times New Roman"/>
-          <w:sz w:val="22"/>
-          <w:szCs w:val="22"/>
-        </w:rPr>
-      </w:pPr>
-      <w:r>
-        <w:rPr>
-          <w:rFonts w:ascii="Times New Roman" w:hAnsi="Times New Roman" w:cs="Times New Roman"/>
-          <w:sz w:val="22"/>
-          <w:szCs w:val="22"/>
-        </w:rPr>
-        <w:t>sudo apt update</w:t>
-      </w:r>
-    </w:p>
-    <w:p>
-      <w:pPr>
-        <w:pStyle w:val="Odstavekseznama"/>
-        <w:rPr>
-          <w:rFonts w:ascii="Times New Roman" w:hAnsi="Times New Roman" w:cs="Times New Roman"/>
-          <w:sz w:val="22"/>
-          <w:szCs w:val="22"/>
-        </w:rPr>
-      </w:pPr>
-      <w:r>
-        <w:rPr>
-          <w:rFonts w:ascii="Times New Roman" w:hAnsi="Times New Roman" w:cs="Times New Roman"/>
-          <w:sz w:val="22"/>
-          <w:szCs w:val="22"/>
-        </w:rPr>
-        <w:t>sudo apt up</w:t>
-      </w:r>
-      <w:r>
-        <w:rPr>
-          <w:rFonts w:ascii="Times New Roman" w:hAnsi="Times New Roman" w:cs="Times New Roman"/>
-          <w:sz w:val="22"/>
-          <w:szCs w:val="22"/>
-        </w:rPr>
-        <w:t>grade</w:t>
-      </w:r>
-    </w:p>
-    <w:p>
-      <w:pPr>
-        <w:pStyle w:val="Odstavekseznama"/>
-        <w:rPr>
-          <w:rFonts w:ascii="Times New Roman" w:hAnsi="Times New Roman" w:cs="Times New Roman"/>
-          <w:sz w:val="22"/>
-          <w:szCs w:val="22"/>
-        </w:rPr>
-      </w:pPr>
-      <w:r>
-        <w:rPr>
-          <w:rFonts w:ascii="Times New Roman" w:hAnsi="Times New Roman" w:cs="Times New Roman"/>
-          <w:sz w:val="22"/>
-          <w:szCs w:val="22"/>
-        </w:rPr>
-        <w:t>sudo apt install apache2</w:t>
-      </w:r>
-    </w:p>
-    <w:p>
-      <w:pPr>
-        <w:pStyle w:val="Odstavekseznama"/>
-        <w:rPr>
-          <w:rFonts w:ascii="Times New Roman" w:hAnsi="Times New Roman" w:cs="Times New Roman"/>
-          <w:sz w:val="22"/>
-          <w:szCs w:val="22"/>
-        </w:rPr>
-      </w:pPr>
-      <w:r>
-        <w:rPr>
-          <w:rFonts w:ascii="Times New Roman" w:hAnsi="Times New Roman" w:cs="Times New Roman"/>
-          <w:sz w:val="22"/>
-          <w:szCs w:val="22"/>
-        </w:rPr>
-        <w:t>scp -i kljuc.pem -r /var/www/html admin@172.31.10.51:~</w:t>
-      </w:r>
-    </w:p>
-    <w:p>
-      <w:pPr>
-        <w:pStyle w:val="Odstavekseznama"/>
-        <w:rPr>
-          <w:rFonts w:ascii="Times New Roman" w:hAnsi="Times New Roman" w:cs="Times New Roman"/>
-          <w:sz w:val="22"/>
-          <w:szCs w:val="22"/>
-        </w:rPr>
-      </w:pPr>
-      <w:r>
-        <w:rPr>
-          <w:rFonts w:ascii="Times New Roman" w:hAnsi="Times New Roman" w:cs="Times New Roman"/>
-          <w:sz w:val="22"/>
-          <w:szCs w:val="22"/>
-        </w:rPr>
-        <w:t>sudo cp -r ~/html/* /var/www/html/</w:t>
+      <w:proofErr w:type="spellStart"/>
+      <w:r>
+        <w:rPr>
+          <w:rFonts w:ascii="Times New Roman" w:hAnsi="Times New Roman" w:cs="Times New Roman"/>
+          <w:sz w:val="22"/>
+          <w:szCs w:val="22"/>
+        </w:rPr>
+        <w:t>systemctl</w:t>
+      </w:r>
+      <w:proofErr w:type="spellEnd"/>
+      <w:r>
+        <w:rPr>
+          <w:rFonts w:ascii="Times New Roman" w:hAnsi="Times New Roman" w:cs="Times New Roman"/>
+          <w:sz w:val="22"/>
+          <w:szCs w:val="22"/>
+        </w:rPr>
+        <w:t xml:space="preserve"> status </w:t>
+      </w:r>
+      <w:proofErr w:type="spellStart"/>
+      <w:r>
+        <w:rPr>
+          <w:rFonts w:ascii="Times New Roman" w:hAnsi="Times New Roman" w:cs="Times New Roman"/>
+          <w:sz w:val="22"/>
+          <w:szCs w:val="22"/>
+        </w:rPr>
+        <w:t>ssh</w:t>
+      </w:r>
+      <w:proofErr w:type="spellEnd"/>
+    </w:p>
+    <w:p>
+      <w:pPr>
+        <w:pStyle w:val="Odstavekseznama"/>
+        <w:rPr>
+          <w:rFonts w:ascii="Times New Roman" w:hAnsi="Times New Roman" w:cs="Times New Roman"/>
+          <w:sz w:val="22"/>
+          <w:szCs w:val="22"/>
+        </w:rPr>
+      </w:pPr>
+      <w:proofErr w:type="spellStart"/>
+      <w:r>
+        <w:rPr>
+          <w:rFonts w:ascii="Times New Roman" w:hAnsi="Times New Roman" w:cs="Times New Roman"/>
+          <w:sz w:val="22"/>
+          <w:szCs w:val="22"/>
+        </w:rPr>
+        <w:t>systemctl</w:t>
+      </w:r>
+      <w:proofErr w:type="spellEnd"/>
+      <w:r>
+        <w:rPr>
+          <w:rFonts w:ascii="Times New Roman" w:hAnsi="Times New Roman" w:cs="Times New Roman"/>
+          <w:sz w:val="22"/>
+          <w:szCs w:val="22"/>
+        </w:rPr>
+        <w:t xml:space="preserve"> status apache2</w:t>
+      </w:r>
+    </w:p>
+    <w:p>
+      <w:pPr>
+        <w:pStyle w:val="Odstavekseznama"/>
+        <w:rPr>
+          <w:rFonts w:ascii="Times New Roman" w:hAnsi="Times New Roman" w:cs="Times New Roman"/>
+          <w:sz w:val="22"/>
+          <w:szCs w:val="22"/>
+        </w:rPr>
+      </w:pPr>
+      <w:proofErr w:type="spellStart"/>
+      <w:r>
+        <w:rPr>
+          <w:rFonts w:ascii="Times New Roman" w:hAnsi="Times New Roman" w:cs="Times New Roman"/>
+          <w:sz w:val="22"/>
+          <w:szCs w:val="22"/>
+        </w:rPr>
+        <w:t>ip</w:t>
+      </w:r>
+      <w:proofErr w:type="spellEnd"/>
+      <w:r>
+        <w:rPr>
+          <w:rFonts w:ascii="Times New Roman" w:hAnsi="Times New Roman" w:cs="Times New Roman"/>
+          <w:sz w:val="22"/>
+          <w:szCs w:val="22"/>
+        </w:rPr>
+        <w:t xml:space="preserve"> a</w:t>
+      </w:r>
+    </w:p>
+    <w:p>
+      <w:pPr>
+        <w:pStyle w:val="Odstavekseznama"/>
+        <w:rPr>
+          <w:rFonts w:ascii="Times New Roman" w:hAnsi="Times New Roman" w:cs="Times New Roman"/>
+          <w:sz w:val="22"/>
+          <w:szCs w:val="22"/>
+        </w:rPr>
+      </w:pPr>
+      <w:proofErr w:type="spellStart"/>
+      <w:r>
+        <w:rPr>
+          <w:rFonts w:ascii="Times New Roman" w:hAnsi="Times New Roman" w:cs="Times New Roman"/>
+          <w:sz w:val="22"/>
+          <w:szCs w:val="22"/>
+        </w:rPr>
+        <w:t>sudo</w:t>
+      </w:r>
+      <w:proofErr w:type="spellEnd"/>
+      <w:r>
+        <w:rPr>
+          <w:rFonts w:ascii="Times New Roman" w:hAnsi="Times New Roman" w:cs="Times New Roman"/>
+          <w:sz w:val="22"/>
+          <w:szCs w:val="22"/>
+        </w:rPr>
+        <w:t xml:space="preserve"> </w:t>
+      </w:r>
+      <w:proofErr w:type="spellStart"/>
+      <w:r>
+        <w:rPr>
+          <w:rFonts w:ascii="Times New Roman" w:hAnsi="Times New Roman" w:cs="Times New Roman"/>
+          <w:sz w:val="22"/>
+          <w:szCs w:val="22"/>
+        </w:rPr>
+        <w:t>apt</w:t>
+      </w:r>
+      <w:proofErr w:type="spellEnd"/>
+      <w:r>
+        <w:rPr>
+          <w:rFonts w:ascii="Times New Roman" w:hAnsi="Times New Roman" w:cs="Times New Roman"/>
+          <w:sz w:val="22"/>
+          <w:szCs w:val="22"/>
+        </w:rPr>
+        <w:t xml:space="preserve"> </w:t>
+      </w:r>
+      <w:proofErr w:type="spellStart"/>
+      <w:r>
+        <w:rPr>
+          <w:rFonts w:ascii="Times New Roman" w:hAnsi="Times New Roman" w:cs="Times New Roman"/>
+          <w:sz w:val="22"/>
+          <w:szCs w:val="22"/>
+        </w:rPr>
+        <w:t>update</w:t>
+      </w:r>
+      <w:proofErr w:type="spellEnd"/>
+    </w:p>
+    <w:p>
+      <w:pPr>
+        <w:pStyle w:val="Odstavekseznama"/>
+        <w:rPr>
+          <w:rFonts w:ascii="Times New Roman" w:hAnsi="Times New Roman" w:cs="Times New Roman"/>
+          <w:sz w:val="22"/>
+          <w:szCs w:val="22"/>
+        </w:rPr>
+      </w:pPr>
+      <w:proofErr w:type="spellStart"/>
+      <w:r>
+        <w:rPr>
+          <w:rFonts w:ascii="Times New Roman" w:hAnsi="Times New Roman" w:cs="Times New Roman"/>
+          <w:sz w:val="22"/>
+          <w:szCs w:val="22"/>
+        </w:rPr>
+        <w:t>sudo</w:t>
+      </w:r>
+      <w:proofErr w:type="spellEnd"/>
+      <w:r>
+        <w:rPr>
+          <w:rFonts w:ascii="Times New Roman" w:hAnsi="Times New Roman" w:cs="Times New Roman"/>
+          <w:sz w:val="22"/>
+          <w:szCs w:val="22"/>
+        </w:rPr>
+        <w:t xml:space="preserve"> </w:t>
+      </w:r>
+      <w:proofErr w:type="spellStart"/>
+      <w:r>
+        <w:rPr>
+          <w:rFonts w:ascii="Times New Roman" w:hAnsi="Times New Roman" w:cs="Times New Roman"/>
+          <w:sz w:val="22"/>
+          <w:szCs w:val="22"/>
+        </w:rPr>
+        <w:t>apt</w:t>
+      </w:r>
+      <w:proofErr w:type="spellEnd"/>
+      <w:r>
+        <w:rPr>
+          <w:rFonts w:ascii="Times New Roman" w:hAnsi="Times New Roman" w:cs="Times New Roman"/>
+          <w:sz w:val="22"/>
+          <w:szCs w:val="22"/>
+        </w:rPr>
+        <w:t xml:space="preserve"> </w:t>
+      </w:r>
+      <w:proofErr w:type="spellStart"/>
+      <w:r>
+        <w:rPr>
+          <w:rFonts w:ascii="Times New Roman" w:hAnsi="Times New Roman" w:cs="Times New Roman"/>
+          <w:sz w:val="22"/>
+          <w:szCs w:val="22"/>
+        </w:rPr>
+        <w:t>upgrade</w:t>
+      </w:r>
+      <w:proofErr w:type="spellEnd"/>
+    </w:p>
+    <w:p>
+      <w:pPr>
+        <w:pStyle w:val="Odstavekseznama"/>
+        <w:rPr>
+          <w:rFonts w:ascii="Times New Roman" w:hAnsi="Times New Roman" w:cs="Times New Roman"/>
+          <w:sz w:val="22"/>
+          <w:szCs w:val="22"/>
+        </w:rPr>
+      </w:pPr>
+      <w:proofErr w:type="spellStart"/>
+      <w:r>
+        <w:rPr>
+          <w:rFonts w:ascii="Times New Roman" w:hAnsi="Times New Roman" w:cs="Times New Roman"/>
+          <w:sz w:val="22"/>
+          <w:szCs w:val="22"/>
+        </w:rPr>
+        <w:t>sudo</w:t>
+      </w:r>
+      <w:proofErr w:type="spellEnd"/>
+      <w:r>
+        <w:rPr>
+          <w:rFonts w:ascii="Times New Roman" w:hAnsi="Times New Roman" w:cs="Times New Roman"/>
+          <w:sz w:val="22"/>
+          <w:szCs w:val="22"/>
+        </w:rPr>
+        <w:t xml:space="preserve"> </w:t>
+      </w:r>
+      <w:proofErr w:type="spellStart"/>
+      <w:r>
+        <w:rPr>
+          <w:rFonts w:ascii="Times New Roman" w:hAnsi="Times New Roman" w:cs="Times New Roman"/>
+          <w:sz w:val="22"/>
+          <w:szCs w:val="22"/>
+        </w:rPr>
+        <w:t>apt</w:t>
+      </w:r>
+      <w:proofErr w:type="spellEnd"/>
+      <w:r>
+        <w:rPr>
+          <w:rFonts w:ascii="Times New Roman" w:hAnsi="Times New Roman" w:cs="Times New Roman"/>
+          <w:sz w:val="22"/>
+          <w:szCs w:val="22"/>
+        </w:rPr>
+        <w:t xml:space="preserve"> </w:t>
+      </w:r>
+      <w:proofErr w:type="spellStart"/>
+      <w:r>
+        <w:rPr>
+          <w:rFonts w:ascii="Times New Roman" w:hAnsi="Times New Roman" w:cs="Times New Roman"/>
+          <w:sz w:val="22"/>
+          <w:szCs w:val="22"/>
+        </w:rPr>
+        <w:t>install</w:t>
+      </w:r>
+      <w:proofErr w:type="spellEnd"/>
+      <w:r>
+        <w:rPr>
+          <w:rFonts w:ascii="Times New Roman" w:hAnsi="Times New Roman" w:cs="Times New Roman"/>
+          <w:sz w:val="22"/>
+          <w:szCs w:val="22"/>
+        </w:rPr>
+        <w:t xml:space="preserve"> apache2</w:t>
+      </w:r>
+    </w:p>
+    <w:p>
+      <w:pPr>
+        <w:pStyle w:val="Odstavekseznama"/>
+        <w:rPr>
+          <w:rFonts w:ascii="Times New Roman" w:hAnsi="Times New Roman" w:cs="Times New Roman"/>
+          <w:sz w:val="22"/>
+          <w:szCs w:val="22"/>
+        </w:rPr>
+      </w:pPr>
+      <w:proofErr w:type="spellStart"/>
+      <w:r>
+        <w:rPr>
+          <w:rFonts w:ascii="Times New Roman" w:hAnsi="Times New Roman" w:cs="Times New Roman"/>
+          <w:sz w:val="22"/>
+          <w:szCs w:val="22"/>
+        </w:rPr>
+        <w:t>scp</w:t>
+      </w:r>
+      <w:proofErr w:type="spellEnd"/>
+      <w:r>
+        <w:rPr>
+          <w:rFonts w:ascii="Times New Roman" w:hAnsi="Times New Roman" w:cs="Times New Roman"/>
+          <w:sz w:val="22"/>
+          <w:szCs w:val="22"/>
+        </w:rPr>
+        <w:t xml:space="preserve"> -i </w:t>
+      </w:r>
+      <w:proofErr w:type="spellStart"/>
+      <w:r>
+        <w:rPr>
+          <w:rFonts w:ascii="Times New Roman" w:hAnsi="Times New Roman" w:cs="Times New Roman"/>
+          <w:sz w:val="22"/>
+          <w:szCs w:val="22"/>
+        </w:rPr>
+        <w:t>kljuc.pem</w:t>
+      </w:r>
+      <w:proofErr w:type="spellEnd"/>
+      <w:r>
+        <w:rPr>
+          <w:rFonts w:ascii="Times New Roman" w:hAnsi="Times New Roman" w:cs="Times New Roman"/>
+          <w:sz w:val="22"/>
+          <w:szCs w:val="22"/>
+        </w:rPr>
+        <w:t xml:space="preserve"> -r /var/</w:t>
+      </w:r>
+      <w:proofErr w:type="spellStart"/>
+      <w:r>
+        <w:rPr>
+          <w:rFonts w:ascii="Times New Roman" w:hAnsi="Times New Roman" w:cs="Times New Roman"/>
+          <w:sz w:val="22"/>
+          <w:szCs w:val="22"/>
+        </w:rPr>
+        <w:t>www</w:t>
+      </w:r>
+      <w:proofErr w:type="spellEnd"/>
+      <w:r>
+        <w:rPr>
+          <w:rFonts w:ascii="Times New Roman" w:hAnsi="Times New Roman" w:cs="Times New Roman"/>
+          <w:sz w:val="22"/>
+          <w:szCs w:val="22"/>
+        </w:rPr>
+        <w:t>/html admin@172.31.10.51:~</w:t>
+      </w:r>
+    </w:p>
+    <w:p>
+      <w:pPr>
+        <w:pStyle w:val="Odstavekseznama"/>
+        <w:rPr>
+          <w:rFonts w:ascii="Times New Roman" w:hAnsi="Times New Roman" w:cs="Times New Roman"/>
+          <w:sz w:val="22"/>
+          <w:szCs w:val="22"/>
+        </w:rPr>
+      </w:pPr>
+      <w:proofErr w:type="spellStart"/>
+      <w:r>
+        <w:rPr>
+          <w:rFonts w:ascii="Times New Roman" w:hAnsi="Times New Roman" w:cs="Times New Roman"/>
+          <w:sz w:val="22"/>
+          <w:szCs w:val="22"/>
+        </w:rPr>
+        <w:t>sudo</w:t>
+      </w:r>
+      <w:proofErr w:type="spellEnd"/>
+      <w:r>
+        <w:rPr>
+          <w:rFonts w:ascii="Times New Roman" w:hAnsi="Times New Roman" w:cs="Times New Roman"/>
+          <w:sz w:val="22"/>
+          <w:szCs w:val="22"/>
+        </w:rPr>
+        <w:t xml:space="preserve"> </w:t>
+      </w:r>
+      <w:proofErr w:type="spellStart"/>
+      <w:r>
+        <w:rPr>
+          <w:rFonts w:ascii="Times New Roman" w:hAnsi="Times New Roman" w:cs="Times New Roman"/>
+          <w:sz w:val="22"/>
+          <w:szCs w:val="22"/>
+        </w:rPr>
+        <w:t>cp</w:t>
+      </w:r>
+      <w:proofErr w:type="spellEnd"/>
+      <w:r>
+        <w:rPr>
+          <w:rFonts w:ascii="Times New Roman" w:hAnsi="Times New Roman" w:cs="Times New Roman"/>
+          <w:sz w:val="22"/>
+          <w:szCs w:val="22"/>
+        </w:rPr>
+        <w:t xml:space="preserve"> -r ~/html/* /var/</w:t>
+      </w:r>
+      <w:proofErr w:type="spellStart"/>
+      <w:r>
+        <w:rPr>
+          <w:rFonts w:ascii="Times New Roman" w:hAnsi="Times New Roman" w:cs="Times New Roman"/>
+          <w:sz w:val="22"/>
+          <w:szCs w:val="22"/>
+        </w:rPr>
+        <w:t>www</w:t>
+      </w:r>
+      <w:proofErr w:type="spellEnd"/>
+      <w:r>
+        <w:rPr>
+          <w:rFonts w:ascii="Times New Roman" w:hAnsi="Times New Roman" w:cs="Times New Roman"/>
+          <w:sz w:val="22"/>
+          <w:szCs w:val="22"/>
+        </w:rPr>
+        <w:t>/html/</w:t>
       </w:r>
     </w:p>
     <w:p>
@@ -5388,169 +5545,97 @@
           <w:sz w:val="22"/>
           <w:szCs w:val="22"/>
         </w:rPr>
-        <w:t>B</w:t>
-      </w:r>
-      <w:r>
-        <w:rPr>
-          <w:rFonts w:ascii="Times New Roman" w:hAnsi="Times New Roman" w:cs="Times New Roman"/>
-          <w:sz w:val="22"/>
-          <w:szCs w:val="22"/>
-        </w:rPr>
-        <w:t xml:space="preserve">rez Apache dostop </w:t>
-      </w:r>
-      <w:r>
-        <w:rPr>
-          <w:rFonts w:ascii="Times New Roman" w:hAnsi="Times New Roman" w:cs="Times New Roman"/>
-          <w:sz w:val="22"/>
-          <w:szCs w:val="22"/>
-        </w:rPr>
-        <w:t xml:space="preserve">na spletnem brskalniku </w:t>
-      </w:r>
-      <w:r>
-        <w:rPr>
-          <w:rFonts w:ascii="Times New Roman" w:hAnsi="Times New Roman" w:cs="Times New Roman"/>
-          <w:sz w:val="22"/>
-          <w:szCs w:val="22"/>
-        </w:rPr>
-        <w:t>ne deluje</w:t>
-      </w:r>
-      <w:r>
-        <w:rPr>
-          <w:rFonts w:ascii="Times New Roman" w:hAnsi="Times New Roman" w:cs="Times New Roman"/>
-          <w:sz w:val="22"/>
-          <w:szCs w:val="22"/>
-        </w:rPr>
-        <w:t xml:space="preserve"> in </w:t>
-      </w:r>
-      <w:r>
-        <w:rPr>
-          <w:rFonts w:ascii="Times New Roman" w:hAnsi="Times New Roman" w:cs="Times New Roman"/>
-          <w:sz w:val="22"/>
-          <w:szCs w:val="22"/>
-        </w:rPr>
-        <w:t xml:space="preserve">po namestitvi še vedno ne deluje </w:t>
-      </w:r>
-      <w:r>
-        <w:rPr>
-          <w:rFonts w:ascii="Times New Roman" w:hAnsi="Times New Roman" w:cs="Times New Roman"/>
-          <w:sz w:val="22"/>
-          <w:szCs w:val="22"/>
-        </w:rPr>
-        <w:t xml:space="preserve">ker je </w:t>
-      </w:r>
-      <w:r>
-        <w:rPr>
-          <w:rFonts w:ascii="Times New Roman" w:hAnsi="Times New Roman" w:cs="Times New Roman"/>
-          <w:sz w:val="22"/>
-          <w:szCs w:val="22"/>
-        </w:rPr>
-        <w:t>port 80 zaprt</w:t>
-      </w:r>
-      <w:r>
-        <w:rPr>
-          <w:rFonts w:ascii="Times New Roman" w:hAnsi="Times New Roman" w:cs="Times New Roman"/>
-          <w:sz w:val="22"/>
-          <w:szCs w:val="22"/>
-        </w:rPr>
-        <w:t>. P</w:t>
-      </w:r>
-      <w:r>
-        <w:rPr>
-          <w:rFonts w:ascii="Times New Roman" w:hAnsi="Times New Roman" w:cs="Times New Roman"/>
-          <w:sz w:val="22"/>
-          <w:szCs w:val="22"/>
-        </w:rPr>
-        <w:t>o nastavitvi Security Group</w:t>
-      </w:r>
-      <w:r>
-        <w:rPr>
-          <w:rFonts w:ascii="Times New Roman" w:hAnsi="Times New Roman" w:cs="Times New Roman"/>
-          <w:sz w:val="22"/>
-          <w:szCs w:val="22"/>
-        </w:rPr>
-        <w:t xml:space="preserve"> dostop</w:t>
-      </w:r>
-      <w:r>
-        <w:rPr>
-          <w:rFonts w:ascii="Times New Roman" w:hAnsi="Times New Roman" w:cs="Times New Roman"/>
-          <w:sz w:val="22"/>
-          <w:szCs w:val="22"/>
-        </w:rPr>
-        <w:t xml:space="preserve"> deluje</w:t>
-      </w:r>
-    </w:p>
-    <w:p>
-      <w:pPr>
-        <w:pStyle w:val="Odstavekseznama"/>
-        <w:rPr>
-          <w:rFonts w:ascii="Times New Roman" w:hAnsi="Times New Roman" w:cs="Times New Roman"/>
-          <w:sz w:val="22"/>
-          <w:szCs w:val="22"/>
-        </w:rPr>
-      </w:pPr>
-      <w:r>
-        <w:rPr>
-          <w:rFonts w:ascii="Times New Roman" w:hAnsi="Times New Roman" w:cs="Times New Roman"/>
-          <w:sz w:val="22"/>
-          <w:szCs w:val="22"/>
-        </w:rPr>
-        <w:t>prikaže se Apache stran</w:t>
-      </w:r>
-      <w:r>
-        <w:rPr>
-          <w:rFonts w:ascii="Times New Roman" w:hAnsi="Times New Roman" w:cs="Times New Roman"/>
-          <w:sz w:val="22"/>
-          <w:szCs w:val="22"/>
-        </w:rPr>
-        <w:t>. U</w:t>
-      </w:r>
-      <w:r>
-        <w:rPr>
-          <w:rFonts w:ascii="Times New Roman" w:hAnsi="Times New Roman" w:cs="Times New Roman"/>
-          <w:sz w:val="22"/>
-          <w:szCs w:val="22"/>
-        </w:rPr>
-        <w:t xml:space="preserve">poraba PRIVATE IP </w:t>
-      </w:r>
-      <w:r>
-        <w:rPr>
-          <w:rFonts w:ascii="Times New Roman" w:hAnsi="Times New Roman" w:cs="Times New Roman"/>
-          <w:sz w:val="22"/>
-          <w:szCs w:val="22"/>
-        </w:rPr>
-        <w:t xml:space="preserve">in ključa </w:t>
-      </w:r>
-      <w:r>
-        <w:rPr>
-          <w:rFonts w:ascii="Times New Roman" w:hAnsi="Times New Roman" w:cs="Times New Roman"/>
-          <w:sz w:val="22"/>
-          <w:szCs w:val="22"/>
-        </w:rPr>
-        <w:t>omogoča komunikacijo med instancama</w:t>
-      </w:r>
-      <w:r>
-        <w:rPr>
-          <w:rFonts w:ascii="Times New Roman" w:hAnsi="Times New Roman" w:cs="Times New Roman"/>
-          <w:sz w:val="22"/>
-          <w:szCs w:val="22"/>
-        </w:rPr>
-        <w:t>. P</w:t>
-      </w:r>
-      <w:r>
-        <w:rPr>
-          <w:rFonts w:ascii="Times New Roman" w:hAnsi="Times New Roman" w:cs="Times New Roman"/>
-          <w:sz w:val="22"/>
-          <w:szCs w:val="22"/>
-        </w:rPr>
-        <w:t>o prenosu datotek se stran spremeni</w:t>
-      </w:r>
-      <w:r>
-        <w:rPr>
-          <w:rFonts w:ascii="Times New Roman" w:hAnsi="Times New Roman" w:cs="Times New Roman"/>
-          <w:sz w:val="22"/>
-          <w:szCs w:val="22"/>
-        </w:rPr>
-        <w:t>.</w:t>
+        <w:t xml:space="preserve">Brez </w:t>
+      </w:r>
+      <w:proofErr w:type="spellStart"/>
+      <w:r>
+        <w:rPr>
+          <w:rFonts w:ascii="Times New Roman" w:hAnsi="Times New Roman" w:cs="Times New Roman"/>
+          <w:sz w:val="22"/>
+          <w:szCs w:val="22"/>
+        </w:rPr>
+        <w:t>Apache</w:t>
+      </w:r>
+      <w:proofErr w:type="spellEnd"/>
+      <w:r>
+        <w:rPr>
+          <w:rFonts w:ascii="Times New Roman" w:hAnsi="Times New Roman" w:cs="Times New Roman"/>
+          <w:sz w:val="22"/>
+          <w:szCs w:val="22"/>
+        </w:rPr>
+        <w:t xml:space="preserve"> dostop na spletnem brskalniku ne deluje in po namestitvi še vedno ne deluje ker je port 80 zaprt. Po nastavitvi </w:t>
+      </w:r>
+      <w:proofErr w:type="spellStart"/>
+      <w:r>
+        <w:rPr>
+          <w:rFonts w:ascii="Times New Roman" w:hAnsi="Times New Roman" w:cs="Times New Roman"/>
+          <w:sz w:val="22"/>
+          <w:szCs w:val="22"/>
+        </w:rPr>
+        <w:t>Security</w:t>
+      </w:r>
+      <w:proofErr w:type="spellEnd"/>
+      <w:r>
+        <w:rPr>
+          <w:rFonts w:ascii="Times New Roman" w:hAnsi="Times New Roman" w:cs="Times New Roman"/>
+          <w:sz w:val="22"/>
+          <w:szCs w:val="22"/>
+        </w:rPr>
+        <w:t xml:space="preserve"> </w:t>
+      </w:r>
+      <w:proofErr w:type="spellStart"/>
+      <w:r>
+        <w:rPr>
+          <w:rFonts w:ascii="Times New Roman" w:hAnsi="Times New Roman" w:cs="Times New Roman"/>
+          <w:sz w:val="22"/>
+          <w:szCs w:val="22"/>
+        </w:rPr>
+        <w:t>Group</w:t>
+      </w:r>
+      <w:proofErr w:type="spellEnd"/>
+      <w:r>
+        <w:rPr>
+          <w:rFonts w:ascii="Times New Roman" w:hAnsi="Times New Roman" w:cs="Times New Roman"/>
+          <w:sz w:val="22"/>
+          <w:szCs w:val="22"/>
+        </w:rPr>
+        <w:t xml:space="preserve"> dostop deluje</w:t>
+      </w:r>
+    </w:p>
+    <w:p>
+      <w:pPr>
+        <w:pStyle w:val="Odstavekseznama"/>
+        <w:rPr>
+          <w:rFonts w:ascii="Times New Roman" w:hAnsi="Times New Roman" w:cs="Times New Roman"/>
+          <w:sz w:val="22"/>
+          <w:szCs w:val="22"/>
+        </w:rPr>
+      </w:pPr>
+      <w:r>
+        <w:rPr>
+          <w:rFonts w:ascii="Times New Roman" w:hAnsi="Times New Roman" w:cs="Times New Roman"/>
+          <w:sz w:val="22"/>
+          <w:szCs w:val="22"/>
+        </w:rPr>
+        <w:t xml:space="preserve">prikaže se </w:t>
+      </w:r>
+      <w:proofErr w:type="spellStart"/>
+      <w:r>
+        <w:rPr>
+          <w:rFonts w:ascii="Times New Roman" w:hAnsi="Times New Roman" w:cs="Times New Roman"/>
+          <w:sz w:val="22"/>
+          <w:szCs w:val="22"/>
+        </w:rPr>
+        <w:t>Apache</w:t>
+      </w:r>
+      <w:proofErr w:type="spellEnd"/>
+      <w:r>
+        <w:rPr>
+          <w:rFonts w:ascii="Times New Roman" w:hAnsi="Times New Roman" w:cs="Times New Roman"/>
+          <w:sz w:val="22"/>
+          <w:szCs w:val="22"/>
+        </w:rPr>
+        <w:t xml:space="preserve"> stran. Uporaba PRIVATE IP in ključa omogoča komunikacijo med instancama. Po prenosu datotek se stran spremeni.</w:t>
       </w:r>
     </w:p>
     <w:p>
@@ -5640,74 +5725,10 @@
           <w:sz w:val="22"/>
           <w:szCs w:val="22"/>
         </w:rPr>
-        <w:t>Kakšna je razlika med NAT in Bridged omrežjem?</w:t>
-      </w:r>
-    </w:p>
-    <w:p>
-      <w:pPr>
-        <w:pStyle w:val="Odstavekseznama"/>
-        <w:rPr>
-          <w:rFonts w:ascii="Times New Roman" w:hAnsi="Times New Roman" w:cs="Times New Roman"/>
-          <w:sz w:val="22"/>
-          <w:szCs w:val="22"/>
-        </w:rPr>
-      </w:pPr>
-      <w:r>
-        <w:rPr>
-          <w:rFonts w:ascii="Times New Roman" w:hAnsi="Times New Roman" w:cs="Times New Roman"/>
-          <w:sz w:val="22"/>
-          <w:szCs w:val="22"/>
-        </w:rPr>
-        <w:t>NAT: VM je v notranjem omrežju in ni neposredno dostopen</w:t>
-      </w:r>
-      <w:r>
-        <w:rPr>
-          <w:rFonts w:ascii="Times New Roman" w:hAnsi="Times New Roman" w:cs="Times New Roman"/>
-          <w:sz w:val="22"/>
-          <w:szCs w:val="22"/>
-        </w:rPr>
-        <w:t>.</w:t>
-      </w:r>
-    </w:p>
-    <w:p>
-      <w:pPr>
-        <w:pStyle w:val="Odstavekseznama"/>
-        <w:rPr>
-          <w:rFonts w:ascii="Times New Roman" w:hAnsi="Times New Roman" w:cs="Times New Roman"/>
-          <w:sz w:val="22"/>
-          <w:szCs w:val="22"/>
-        </w:rPr>
-      </w:pPr>
-      <w:r>
-        <w:rPr>
-          <w:rFonts w:ascii="Times New Roman" w:hAnsi="Times New Roman" w:cs="Times New Roman"/>
-          <w:sz w:val="22"/>
-          <w:szCs w:val="22"/>
-        </w:rPr>
-        <w:t>Bridged: VM je v istem omrežju kot fizični računalnik in je dostopen</w:t>
-      </w:r>
-      <w:r>
-        <w:rPr>
-          <w:rFonts w:ascii="Times New Roman" w:hAnsi="Times New Roman" w:cs="Times New Roman"/>
-          <w:sz w:val="22"/>
-          <w:szCs w:val="22"/>
-        </w:rPr>
-        <w:t>.</w:t>
-      </w:r>
-    </w:p>
-    <w:p>
-      <w:pPr>
-        <w:pStyle w:val="Odstavekseznama"/>
-        <w:rPr>
-          <w:rFonts w:ascii="Times New Roman" w:hAnsi="Times New Roman" w:cs="Times New Roman"/>
-          <w:sz w:val="22"/>
-          <w:szCs w:val="22"/>
-        </w:rPr>
-      </w:pPr>
-    </w:p>
-    <w:p>
-      <w:pPr>
-        <w:pStyle w:val="Odstavekseznama"/>
+        <w:t xml:space="preserve">Kakšna je razlika med NAT in </w:t>
+      </w:r>
+      <w:proofErr w:type="spellStart"/>
+      <w:r>
         <w:rPr>
           <w:rFonts w:ascii="Times New Roman" w:hAnsi="Times New Roman" w:cs="Times New Roman"/>
           <w:b/>
@@ -5715,7 +5736,9 @@
           <w:sz w:val="22"/>
           <w:szCs w:val="22"/>
         </w:rPr>
-      </w:pPr>
+        <w:t>Bridged</w:t>
+      </w:r>
+      <w:proofErr w:type="spellEnd"/>
       <w:r>
         <w:rPr>
           <w:rFonts w:ascii="Times New Roman" w:hAnsi="Times New Roman" w:cs="Times New Roman"/>
@@ -5724,73 +5747,53 @@
           <w:sz w:val="22"/>
           <w:szCs w:val="22"/>
         </w:rPr>
-        <w:t>Zakaj v NAT načinu dostop pogosto ne deluje?</w:t>
-      </w:r>
-    </w:p>
-    <w:p>
-      <w:pPr>
-        <w:pStyle w:val="Odstavekseznama"/>
-        <w:rPr>
-          <w:rFonts w:ascii="Times New Roman" w:hAnsi="Times New Roman" w:cs="Times New Roman"/>
-          <w:sz w:val="22"/>
-          <w:szCs w:val="22"/>
-        </w:rPr>
-      </w:pPr>
-      <w:r>
-        <w:rPr>
-          <w:rFonts w:ascii="Times New Roman" w:hAnsi="Times New Roman" w:cs="Times New Roman"/>
-          <w:sz w:val="22"/>
-          <w:szCs w:val="22"/>
-        </w:rPr>
-        <w:t>K</w:t>
-      </w:r>
-      <w:r>
-        <w:rPr>
-          <w:rFonts w:ascii="Times New Roman" w:hAnsi="Times New Roman" w:cs="Times New Roman"/>
-          <w:sz w:val="22"/>
-          <w:szCs w:val="22"/>
-        </w:rPr>
-        <w:t>er VM nima neposrednega IP v lokalnem omrežju</w:t>
-      </w:r>
-      <w:r>
-        <w:rPr>
-          <w:rFonts w:ascii="Times New Roman" w:hAnsi="Times New Roman" w:cs="Times New Roman"/>
-          <w:sz w:val="22"/>
-          <w:szCs w:val="22"/>
-        </w:rPr>
-        <w:t xml:space="preserve"> in so </w:t>
-      </w:r>
-      <w:r>
-        <w:rPr>
-          <w:rFonts w:ascii="Times New Roman" w:hAnsi="Times New Roman" w:cs="Times New Roman"/>
-          <w:sz w:val="22"/>
-          <w:szCs w:val="22"/>
-        </w:rPr>
-        <w:t>povezave od zunaj</w:t>
-      </w:r>
-      <w:r>
-        <w:rPr>
-          <w:rFonts w:ascii="Times New Roman" w:hAnsi="Times New Roman" w:cs="Times New Roman"/>
-          <w:sz w:val="22"/>
-          <w:szCs w:val="22"/>
-        </w:rPr>
-        <w:t xml:space="preserve"> </w:t>
-      </w:r>
-      <w:r>
-        <w:rPr>
-          <w:rFonts w:ascii="Times New Roman" w:hAnsi="Times New Roman" w:cs="Times New Roman"/>
-          <w:sz w:val="22"/>
-          <w:szCs w:val="22"/>
-        </w:rPr>
-        <w:t>blokirane</w:t>
-      </w:r>
-      <w:r>
-        <w:rPr>
-          <w:rFonts w:ascii="Times New Roman" w:hAnsi="Times New Roman" w:cs="Times New Roman"/>
-          <w:sz w:val="22"/>
-          <w:szCs w:val="22"/>
-        </w:rPr>
-        <w:t>.</w:t>
+        <w:t xml:space="preserve"> omrežjem?</w:t>
+      </w:r>
+    </w:p>
+    <w:p>
+      <w:pPr>
+        <w:pStyle w:val="Odstavekseznama"/>
+        <w:rPr>
+          <w:rFonts w:ascii="Times New Roman" w:hAnsi="Times New Roman" w:cs="Times New Roman"/>
+          <w:sz w:val="22"/>
+          <w:szCs w:val="22"/>
+        </w:rPr>
+      </w:pPr>
+      <w:r>
+        <w:rPr>
+          <w:rFonts w:ascii="Times New Roman" w:hAnsi="Times New Roman" w:cs="Times New Roman"/>
+          <w:sz w:val="22"/>
+          <w:szCs w:val="22"/>
+        </w:rPr>
+        <w:t>NAT: VM je v notranjem omrežju in ni neposredno dostopen.</w:t>
+      </w:r>
+    </w:p>
+    <w:p>
+      <w:pPr>
+        <w:pStyle w:val="Odstavekseznama"/>
+        <w:rPr>
+          <w:rFonts w:ascii="Times New Roman" w:hAnsi="Times New Roman" w:cs="Times New Roman"/>
+          <w:sz w:val="22"/>
+          <w:szCs w:val="22"/>
+        </w:rPr>
+      </w:pPr>
+      <w:proofErr w:type="spellStart"/>
+      <w:r>
+        <w:rPr>
+          <w:rFonts w:ascii="Times New Roman" w:hAnsi="Times New Roman" w:cs="Times New Roman"/>
+          <w:sz w:val="22"/>
+          <w:szCs w:val="22"/>
+        </w:rPr>
+        <w:t>Bridged</w:t>
+      </w:r>
+      <w:proofErr w:type="spellEnd"/>
+      <w:r>
+        <w:rPr>
+          <w:rFonts w:ascii="Times New Roman" w:hAnsi="Times New Roman" w:cs="Times New Roman"/>
+          <w:sz w:val="22"/>
+          <w:szCs w:val="22"/>
+        </w:rPr>
+        <w:t>: VM je v istem omrežju kot fizični računalnik in je dostopen.</w:t>
       </w:r>
     </w:p>
     <w:p>
@@ -5822,81 +5825,25 @@
           <w:sz w:val="22"/>
           <w:szCs w:val="22"/>
         </w:rPr>
-        <w:t>Kakšna je razlika med javnim in zasebnim IP naslovom?</w:t>
-      </w:r>
-    </w:p>
-    <w:p>
-      <w:pPr>
-        <w:pStyle w:val="Odstavekseznama"/>
-        <w:rPr>
-          <w:rFonts w:ascii="Times New Roman" w:hAnsi="Times New Roman" w:cs="Times New Roman"/>
-          <w:sz w:val="22"/>
-          <w:szCs w:val="22"/>
-        </w:rPr>
-      </w:pPr>
-      <w:r>
-        <w:rPr>
-          <w:rFonts w:ascii="Times New Roman" w:hAnsi="Times New Roman" w:cs="Times New Roman"/>
-          <w:sz w:val="22"/>
-          <w:szCs w:val="22"/>
-        </w:rPr>
-        <w:t>Javni IP</w:t>
-      </w:r>
-      <w:r>
-        <w:rPr>
-          <w:rFonts w:ascii="Times New Roman" w:hAnsi="Times New Roman" w:cs="Times New Roman"/>
-          <w:sz w:val="22"/>
-          <w:szCs w:val="22"/>
-        </w:rPr>
-        <w:t xml:space="preserve"> je</w:t>
-      </w:r>
-      <w:r>
-        <w:rPr>
-          <w:rFonts w:ascii="Times New Roman" w:hAnsi="Times New Roman" w:cs="Times New Roman"/>
-          <w:sz w:val="22"/>
-          <w:szCs w:val="22"/>
-        </w:rPr>
-        <w:t xml:space="preserve"> dostopen preko interneta</w:t>
-      </w:r>
-      <w:r>
-        <w:rPr>
-          <w:rFonts w:ascii="Times New Roman" w:hAnsi="Times New Roman" w:cs="Times New Roman"/>
-          <w:sz w:val="22"/>
-          <w:szCs w:val="22"/>
-        </w:rPr>
-        <w:t>, z</w:t>
-      </w:r>
-      <w:r>
-        <w:rPr>
-          <w:rFonts w:ascii="Times New Roman" w:hAnsi="Times New Roman" w:cs="Times New Roman"/>
-          <w:sz w:val="22"/>
-          <w:szCs w:val="22"/>
-        </w:rPr>
-        <w:t>asebni IP</w:t>
-      </w:r>
-      <w:r>
-        <w:rPr>
-          <w:rFonts w:ascii="Times New Roman" w:hAnsi="Times New Roman" w:cs="Times New Roman"/>
-          <w:sz w:val="22"/>
-          <w:szCs w:val="22"/>
-        </w:rPr>
-        <w:t xml:space="preserve"> pa je</w:t>
-      </w:r>
-      <w:r>
-        <w:rPr>
-          <w:rFonts w:ascii="Times New Roman" w:hAnsi="Times New Roman" w:cs="Times New Roman"/>
-          <w:sz w:val="22"/>
-          <w:szCs w:val="22"/>
-        </w:rPr>
-        <w:t xml:space="preserve"> dostopen samo znotraj lokalnega ali notranjega omrežja</w:t>
-      </w:r>
-      <w:r>
-        <w:rPr>
-          <w:rFonts w:ascii="Times New Roman" w:hAnsi="Times New Roman" w:cs="Times New Roman"/>
-          <w:sz w:val="22"/>
-          <w:szCs w:val="22"/>
-        </w:rPr>
-        <w:t>.</w:t>
+        <w:t>Zakaj v NAT načinu dostop pogosto ne deluje?</w:t>
+      </w:r>
+    </w:p>
+    <w:p>
+      <w:pPr>
+        <w:pStyle w:val="Odstavekseznama"/>
+        <w:rPr>
+          <w:rFonts w:ascii="Times New Roman" w:hAnsi="Times New Roman" w:cs="Times New Roman"/>
+          <w:sz w:val="22"/>
+          <w:szCs w:val="22"/>
+        </w:rPr>
+      </w:pPr>
+      <w:r>
+        <w:rPr>
+          <w:rFonts w:ascii="Times New Roman" w:hAnsi="Times New Roman" w:cs="Times New Roman"/>
+          <w:sz w:val="22"/>
+          <w:szCs w:val="22"/>
+        </w:rPr>
+        <w:t>Ker VM nima neposrednega IP v lokalnem omrežju in so povezave od zunaj blokirane.</w:t>
       </w:r>
     </w:p>
     <w:p>
@@ -5928,33 +5875,25 @@
           <w:sz w:val="22"/>
           <w:szCs w:val="22"/>
         </w:rPr>
-        <w:t>Kakšna je vloga SSH?</w:t>
-      </w:r>
-    </w:p>
-    <w:p>
-      <w:pPr>
-        <w:pStyle w:val="Odstavekseznama"/>
-        <w:rPr>
-          <w:rFonts w:ascii="Times New Roman" w:hAnsi="Times New Roman" w:cs="Times New Roman"/>
-          <w:sz w:val="22"/>
-          <w:szCs w:val="22"/>
-        </w:rPr>
-      </w:pPr>
-      <w:r>
-        <w:rPr>
-          <w:rFonts w:ascii="Times New Roman" w:hAnsi="Times New Roman" w:cs="Times New Roman"/>
-          <w:sz w:val="22"/>
-          <w:szCs w:val="22"/>
-        </w:rPr>
-        <w:t>SSH o</w:t>
-      </w:r>
-      <w:r>
-        <w:rPr>
-          <w:rFonts w:ascii="Times New Roman" w:hAnsi="Times New Roman" w:cs="Times New Roman"/>
-          <w:sz w:val="22"/>
-          <w:szCs w:val="22"/>
-        </w:rPr>
-        <w:t>mogoča varen oddaljen dostop do strežnika preko terminala</w:t>
+        <w:t>Kakšna je razlika med javnim in zasebnim IP naslovom?</w:t>
+      </w:r>
+    </w:p>
+    <w:p>
+      <w:pPr>
+        <w:pStyle w:val="Odstavekseznama"/>
+        <w:rPr>
+          <w:rFonts w:ascii="Times New Roman" w:hAnsi="Times New Roman" w:cs="Times New Roman"/>
+          <w:sz w:val="22"/>
+          <w:szCs w:val="22"/>
+        </w:rPr>
+      </w:pPr>
+      <w:r>
+        <w:rPr>
+          <w:rFonts w:ascii="Times New Roman" w:hAnsi="Times New Roman" w:cs="Times New Roman"/>
+          <w:sz w:val="22"/>
+          <w:szCs w:val="22"/>
+        </w:rPr>
+        <w:t>Javni IP je dostopen preko interneta, zasebni IP pa je dostopen samo znotraj lokalnega ali notranjega omrežja</w:t>
       </w:r>
       <w:r>
         <w:rPr>
@@ -5994,41 +5933,25 @@
           <w:sz w:val="22"/>
           <w:szCs w:val="22"/>
         </w:rPr>
-        <w:t>Kakšna je vloga Apache strežnika?</w:t>
-      </w:r>
-    </w:p>
-    <w:p>
-      <w:pPr>
-        <w:pStyle w:val="Odstavekseznama"/>
-        <w:rPr>
-          <w:rFonts w:ascii="Times New Roman" w:hAnsi="Times New Roman" w:cs="Times New Roman"/>
-          <w:sz w:val="22"/>
-          <w:szCs w:val="22"/>
-        </w:rPr>
-      </w:pPr>
-      <w:r>
-        <w:rPr>
-          <w:rFonts w:ascii="Times New Roman" w:hAnsi="Times New Roman" w:cs="Times New Roman"/>
-          <w:sz w:val="22"/>
-          <w:szCs w:val="22"/>
-        </w:rPr>
-        <w:t xml:space="preserve">Apache </w:t>
-      </w:r>
-      <w:r>
-        <w:rPr>
-          <w:rFonts w:ascii="Times New Roman" w:hAnsi="Times New Roman" w:cs="Times New Roman"/>
-          <w:sz w:val="22"/>
-          <w:szCs w:val="22"/>
-        </w:rPr>
-        <w:t>omogoča prikaz spletnih strani uporabnikom v brskalniku</w:t>
-      </w:r>
-      <w:r>
-        <w:rPr>
-          <w:rFonts w:ascii="Times New Roman" w:hAnsi="Times New Roman" w:cs="Times New Roman"/>
-          <w:sz w:val="22"/>
-          <w:szCs w:val="22"/>
-        </w:rPr>
-        <w:t>.</w:t>
+        <w:t>Kakšna je vloga SSH?</w:t>
+      </w:r>
+    </w:p>
+    <w:p>
+      <w:pPr>
+        <w:pStyle w:val="Odstavekseznama"/>
+        <w:rPr>
+          <w:rFonts w:ascii="Times New Roman" w:hAnsi="Times New Roman" w:cs="Times New Roman"/>
+          <w:sz w:val="22"/>
+          <w:szCs w:val="22"/>
+        </w:rPr>
+      </w:pPr>
+      <w:r>
+        <w:rPr>
+          <w:rFonts w:ascii="Times New Roman" w:hAnsi="Times New Roman" w:cs="Times New Roman"/>
+          <w:sz w:val="22"/>
+          <w:szCs w:val="22"/>
+        </w:rPr>
+        <w:t>SSH omogoča varen oddaljen dostop do strežnika preko terminala.</w:t>
       </w:r>
     </w:p>
     <w:p>
@@ -6060,41 +5983,392 @@
           <w:sz w:val="22"/>
           <w:szCs w:val="22"/>
         </w:rPr>
-        <w:t>Kaj omogoča Security Group v AWS?</w:t>
-      </w:r>
-    </w:p>
-    <w:p>
-      <w:pPr>
-        <w:pStyle w:val="Odstavekseznama"/>
-        <w:rPr>
-          <w:rFonts w:ascii="Times New Roman" w:hAnsi="Times New Roman" w:cs="Times New Roman"/>
-          <w:sz w:val="22"/>
-          <w:szCs w:val="22"/>
-        </w:rPr>
-      </w:pPr>
-      <w:r>
-        <w:rPr>
-          <w:rFonts w:ascii="Times New Roman" w:hAnsi="Times New Roman" w:cs="Times New Roman"/>
-          <w:sz w:val="22"/>
-          <w:szCs w:val="22"/>
-        </w:rPr>
-        <w:t>N</w:t>
-      </w:r>
-      <w:r>
-        <w:rPr>
-          <w:rFonts w:ascii="Times New Roman" w:hAnsi="Times New Roman" w:cs="Times New Roman"/>
-          <w:sz w:val="22"/>
-          <w:szCs w:val="22"/>
-        </w:rPr>
-        <w:t>adzoruje, kateri promet (porti, protokoli) je dovoljen do instance</w:t>
-      </w:r>
-      <w:r>
-        <w:rPr>
-          <w:rFonts w:ascii="Times New Roman" w:hAnsi="Times New Roman" w:cs="Times New Roman"/>
-          <w:sz w:val="22"/>
-          <w:szCs w:val="22"/>
-        </w:rPr>
-        <w:t>.</w:t>
+        <w:t xml:space="preserve">Kakšna je vloga </w:t>
+      </w:r>
+      <w:proofErr w:type="spellStart"/>
+      <w:r>
+        <w:rPr>
+          <w:rFonts w:ascii="Times New Roman" w:hAnsi="Times New Roman" w:cs="Times New Roman"/>
+          <w:b/>
+          <w:bCs/>
+          <w:sz w:val="22"/>
+          <w:szCs w:val="22"/>
+        </w:rPr>
+        <w:t>Apache</w:t>
+      </w:r>
+      <w:proofErr w:type="spellEnd"/>
+      <w:r>
+        <w:rPr>
+          <w:rFonts w:ascii="Times New Roman" w:hAnsi="Times New Roman" w:cs="Times New Roman"/>
+          <w:b/>
+          <w:bCs/>
+          <w:sz w:val="22"/>
+          <w:szCs w:val="22"/>
+        </w:rPr>
+        <w:t xml:space="preserve"> strežnika?</w:t>
+      </w:r>
+    </w:p>
+    <w:p>
+      <w:pPr>
+        <w:pStyle w:val="Odstavekseznama"/>
+        <w:rPr>
+          <w:rFonts w:ascii="Times New Roman" w:hAnsi="Times New Roman" w:cs="Times New Roman"/>
+          <w:sz w:val="22"/>
+          <w:szCs w:val="22"/>
+        </w:rPr>
+      </w:pPr>
+      <w:proofErr w:type="spellStart"/>
+      <w:r>
+        <w:rPr>
+          <w:rFonts w:ascii="Times New Roman" w:hAnsi="Times New Roman" w:cs="Times New Roman"/>
+          <w:sz w:val="22"/>
+          <w:szCs w:val="22"/>
+        </w:rPr>
+        <w:t>Apache</w:t>
+      </w:r>
+      <w:proofErr w:type="spellEnd"/>
+      <w:r>
+        <w:rPr>
+          <w:rFonts w:ascii="Times New Roman" w:hAnsi="Times New Roman" w:cs="Times New Roman"/>
+          <w:sz w:val="22"/>
+          <w:szCs w:val="22"/>
+        </w:rPr>
+        <w:t xml:space="preserve"> omogoča prikaz spletnih strani uporabnikom v brskalniku.</w:t>
+      </w:r>
+    </w:p>
+    <w:p>
+      <w:pPr>
+        <w:pStyle w:val="Odstavekseznama"/>
+        <w:rPr>
+          <w:rFonts w:ascii="Times New Roman" w:hAnsi="Times New Roman" w:cs="Times New Roman"/>
+          <w:sz w:val="22"/>
+          <w:szCs w:val="22"/>
+        </w:rPr>
+      </w:pPr>
+    </w:p>
+    <w:p>
+      <w:pPr>
+        <w:pStyle w:val="Odstavekseznama"/>
+        <w:rPr>
+          <w:rFonts w:ascii="Times New Roman" w:hAnsi="Times New Roman" w:cs="Times New Roman"/>
+          <w:b/>
+          <w:bCs/>
+          <w:sz w:val="22"/>
+          <w:szCs w:val="22"/>
+        </w:rPr>
+      </w:pPr>
+      <w:r>
+        <w:rPr>
+          <w:rFonts w:ascii="Times New Roman" w:hAnsi="Times New Roman" w:cs="Times New Roman"/>
+          <w:b/>
+          <w:bCs/>
+          <w:sz w:val="22"/>
+          <w:szCs w:val="22"/>
+        </w:rPr>
+        <w:t xml:space="preserve">Kaj omogoča </w:t>
+      </w:r>
+      <w:proofErr w:type="spellStart"/>
+      <w:r>
+        <w:rPr>
+          <w:rFonts w:ascii="Times New Roman" w:hAnsi="Times New Roman" w:cs="Times New Roman"/>
+          <w:b/>
+          <w:bCs/>
+          <w:sz w:val="22"/>
+          <w:szCs w:val="22"/>
+        </w:rPr>
+        <w:t>Security</w:t>
+      </w:r>
+      <w:proofErr w:type="spellEnd"/>
+      <w:r>
+        <w:rPr>
+          <w:rFonts w:ascii="Times New Roman" w:hAnsi="Times New Roman" w:cs="Times New Roman"/>
+          <w:b/>
+          <w:bCs/>
+          <w:sz w:val="22"/>
+          <w:szCs w:val="22"/>
+        </w:rPr>
+        <w:t xml:space="preserve"> </w:t>
+      </w:r>
+      <w:proofErr w:type="spellStart"/>
+      <w:r>
+        <w:rPr>
+          <w:rFonts w:ascii="Times New Roman" w:hAnsi="Times New Roman" w:cs="Times New Roman"/>
+          <w:b/>
+          <w:bCs/>
+          <w:sz w:val="22"/>
+          <w:szCs w:val="22"/>
+        </w:rPr>
+        <w:t>Group</w:t>
+      </w:r>
+      <w:proofErr w:type="spellEnd"/>
+      <w:r>
+        <w:rPr>
+          <w:rFonts w:ascii="Times New Roman" w:hAnsi="Times New Roman" w:cs="Times New Roman"/>
+          <w:b/>
+          <w:bCs/>
+          <w:sz w:val="22"/>
+          <w:szCs w:val="22"/>
+        </w:rPr>
+        <w:t xml:space="preserve"> v AWS?</w:t>
+      </w:r>
+    </w:p>
+    <w:p>
+      <w:pPr>
+        <w:pStyle w:val="Odstavekseznama"/>
+        <w:rPr>
+          <w:rFonts w:ascii="Times New Roman" w:hAnsi="Times New Roman" w:cs="Times New Roman"/>
+          <w:sz w:val="22"/>
+          <w:szCs w:val="22"/>
+        </w:rPr>
+      </w:pPr>
+      <w:r>
+        <w:rPr>
+          <w:rFonts w:ascii="Times New Roman" w:hAnsi="Times New Roman" w:cs="Times New Roman"/>
+          <w:sz w:val="22"/>
+          <w:szCs w:val="22"/>
+        </w:rPr>
+        <w:t>Nadzoruje, kateri promet (porti, protokoli) je dovoljen do instance.</w:t>
+      </w:r>
+    </w:p>
+    <w:p>
+      <w:pPr>
+        <w:ind w:firstLine="708"/>
+        <w:rPr>
+          <w:rFonts w:ascii="Times New Roman" w:hAnsi="Times New Roman" w:cs="Times New Roman"/>
+          <w:b/>
+          <w:bCs/>
+        </w:rPr>
+      </w:pPr>
+      <w:r>
+        <w:rPr>
+          <w:rFonts w:ascii="Times New Roman" w:hAnsi="Times New Roman" w:cs="Times New Roman"/>
+          <w:b/>
+          <w:bCs/>
+        </w:rPr>
+        <w:t>MFA + BILLING</w:t>
+      </w:r>
+    </w:p>
+    <w:p>
+      <w:pPr>
+        <w:ind w:firstLine="708"/>
+      </w:pPr>
+      <w:r>
+        <w:rPr>
+          <w:noProof/>
+        </w:rPr>
+        <w:drawing>
+          <wp:anchor distT="0" distB="0" distL="114300" distR="114300" simplePos="0" relativeHeight="251703296" behindDoc="1" locked="0" layoutInCell="1" allowOverlap="1" wp14:anchorId="5F0DEBE3" wp14:editId="45CA95CF">
+            <wp:simplePos x="0" y="0"/>
+            <wp:positionH relativeFrom="column">
+              <wp:posOffset>464185</wp:posOffset>
+            </wp:positionH>
+            <wp:positionV relativeFrom="paragraph">
+              <wp:posOffset>9525</wp:posOffset>
+            </wp:positionV>
+            <wp:extent cx="3108960" cy="1228725"/>
+            <wp:effectExtent l="0" t="0" r="0" b="9525"/>
+            <wp:wrapTight wrapText="bothSides">
+              <wp:wrapPolygon edited="0">
+                <wp:start x="0" y="0"/>
+                <wp:lineTo x="0" y="21433"/>
+                <wp:lineTo x="21441" y="21433"/>
+                <wp:lineTo x="21441" y="0"/>
+                <wp:lineTo x="0" y="0"/>
+              </wp:wrapPolygon>
+            </wp:wrapTight>
+            <wp:docPr id="1425432555" name="Slika 1"/>
+            <wp:cNvGraphicFramePr>
+              <a:graphicFrameLocks xmlns:a="http://schemas.openxmlformats.org/drawingml/2006/main" noChangeAspect="1"/>
+            </wp:cNvGraphicFramePr>
+            <a:graphic xmlns:a="http://schemas.openxmlformats.org/drawingml/2006/main">
+              <a:graphicData uri="http://schemas.openxmlformats.org/drawingml/2006/picture">
+                <pic:pic xmlns:pic="http://schemas.openxmlformats.org/drawingml/2006/picture">
+                  <pic:nvPicPr>
+                    <pic:cNvPr id="1425432555" name=""/>
+                    <pic:cNvPicPr/>
+                  </pic:nvPicPr>
+                  <pic:blipFill>
+                    <a:blip r:embed="rId32">
+                      <a:extLst>
+                        <a:ext uri="{28A0092B-C50C-407E-A947-70E740481C1C}">
+                          <a14:useLocalDpi xmlns:a14="http://schemas.microsoft.com/office/drawing/2010/main" val="0"/>
+                        </a:ext>
+                      </a:extLst>
+                    </a:blip>
+                    <a:stretch>
+                      <a:fillRect/>
+                    </a:stretch>
+                  </pic:blipFill>
+                  <pic:spPr>
+                    <a:xfrm>
+                      <a:off x="0" y="0"/>
+                      <a:ext cx="3108960" cy="1228725"/>
+                    </a:xfrm>
+                    <a:prstGeom prst="rect">
+                      <a:avLst/>
+                    </a:prstGeom>
+                  </pic:spPr>
+                </pic:pic>
+              </a:graphicData>
+            </a:graphic>
+            <wp14:sizeRelH relativeFrom="margin">
+              <wp14:pctWidth>0</wp14:pctWidth>
+            </wp14:sizeRelH>
+            <wp14:sizeRelV relativeFrom="margin">
+              <wp14:pctHeight>0</wp14:pctHeight>
+            </wp14:sizeRelV>
+          </wp:anchor>
+        </w:drawing>
+      </w:r>
+    </w:p>
+    <w:p/>
+    <w:p/>
+    <w:p/>
+    <w:p>
+      <w:r>
+        <w:drawing>
+          <wp:anchor distT="0" distB="0" distL="114300" distR="114300" simplePos="0" relativeHeight="251705344" behindDoc="0" locked="0" layoutInCell="1" allowOverlap="1" wp14:anchorId="666A0216" wp14:editId="5A322D76">
+            <wp:simplePos x="0" y="0"/>
+            <wp:positionH relativeFrom="margin">
+              <wp:posOffset>-635</wp:posOffset>
+            </wp:positionH>
+            <wp:positionV relativeFrom="paragraph">
+              <wp:posOffset>255270</wp:posOffset>
+            </wp:positionV>
+            <wp:extent cx="2293620" cy="1348105"/>
+            <wp:effectExtent l="0" t="0" r="0" b="4445"/>
+            <wp:wrapThrough wrapText="bothSides">
+              <wp:wrapPolygon edited="0">
+                <wp:start x="0" y="0"/>
+                <wp:lineTo x="0" y="21366"/>
+                <wp:lineTo x="21349" y="21366"/>
+                <wp:lineTo x="21349" y="0"/>
+                <wp:lineTo x="0" y="0"/>
+              </wp:wrapPolygon>
+            </wp:wrapThrough>
+            <wp:docPr id="1845084151" name="Slika 1"/>
+            <wp:cNvGraphicFramePr>
+              <a:graphicFrameLocks xmlns:a="http://schemas.openxmlformats.org/drawingml/2006/main" noChangeAspect="1"/>
+            </wp:cNvGraphicFramePr>
+            <a:graphic xmlns:a="http://schemas.openxmlformats.org/drawingml/2006/main">
+              <a:graphicData uri="http://schemas.openxmlformats.org/drawingml/2006/picture">
+                <pic:pic xmlns:pic="http://schemas.openxmlformats.org/drawingml/2006/picture">
+                  <pic:nvPicPr>
+                    <pic:cNvPr id="1845084151" name=""/>
+                    <pic:cNvPicPr/>
+                  </pic:nvPicPr>
+                  <pic:blipFill>
+                    <a:blip r:embed="rId33">
+                      <a:extLst>
+                        <a:ext uri="{28A0092B-C50C-407E-A947-70E740481C1C}">
+                          <a14:useLocalDpi xmlns:a14="http://schemas.microsoft.com/office/drawing/2010/main" val="0"/>
+                        </a:ext>
+                      </a:extLst>
+                    </a:blip>
+                    <a:stretch>
+                      <a:fillRect/>
+                    </a:stretch>
+                  </pic:blipFill>
+                  <pic:spPr>
+                    <a:xfrm>
+                      <a:off x="0" y="0"/>
+                      <a:ext cx="2293620" cy="1348105"/>
+                    </a:xfrm>
+                    <a:prstGeom prst="rect">
+                      <a:avLst/>
+                    </a:prstGeom>
+                  </pic:spPr>
+                </pic:pic>
+              </a:graphicData>
+            </a:graphic>
+            <wp14:sizeRelH relativeFrom="margin">
+              <wp14:pctWidth>0</wp14:pctWidth>
+            </wp14:sizeRelH>
+            <wp14:sizeRelV relativeFrom="margin">
+              <wp14:pctHeight>0</wp14:pctHeight>
+            </wp14:sizeRelV>
+          </wp:anchor>
+        </w:drawing>
+      </w:r>
+      <w:r>
+        <w:drawing>
+          <wp:anchor distT="0" distB="0" distL="114300" distR="114300" simplePos="0" relativeHeight="251704320" behindDoc="1" locked="0" layoutInCell="1" allowOverlap="1" wp14:anchorId="7C0F637C" wp14:editId="266A2D13">
+            <wp:simplePos x="0" y="0"/>
+            <wp:positionH relativeFrom="margin">
+              <wp:align>right</wp:align>
+            </wp:positionH>
+            <wp:positionV relativeFrom="paragraph">
+              <wp:posOffset>216535</wp:posOffset>
+            </wp:positionV>
+            <wp:extent cx="3108960" cy="1200150"/>
+            <wp:effectExtent l="0" t="0" r="0" b="0"/>
+            <wp:wrapTight wrapText="bothSides">
+              <wp:wrapPolygon edited="0">
+                <wp:start x="0" y="0"/>
+                <wp:lineTo x="0" y="21257"/>
+                <wp:lineTo x="21441" y="21257"/>
+                <wp:lineTo x="21441" y="0"/>
+                <wp:lineTo x="0" y="0"/>
+              </wp:wrapPolygon>
+            </wp:wrapTight>
+            <wp:docPr id="499750664" name="Slika 1"/>
+            <wp:cNvGraphicFramePr>
+              <a:graphicFrameLocks xmlns:a="http://schemas.openxmlformats.org/drawingml/2006/main" noChangeAspect="1"/>
+            </wp:cNvGraphicFramePr>
+            <a:graphic xmlns:a="http://schemas.openxmlformats.org/drawingml/2006/main">
+              <a:graphicData uri="http://schemas.openxmlformats.org/drawingml/2006/picture">
+                <pic:pic xmlns:pic="http://schemas.openxmlformats.org/drawingml/2006/picture">
+                  <pic:nvPicPr>
+                    <pic:cNvPr id="499750664" name=""/>
+                    <pic:cNvPicPr/>
+                  </pic:nvPicPr>
+                  <pic:blipFill>
+                    <a:blip r:embed="rId34">
+                      <a:extLst>
+                        <a:ext uri="{28A0092B-C50C-407E-A947-70E740481C1C}">
+                          <a14:useLocalDpi xmlns:a14="http://schemas.microsoft.com/office/drawing/2010/main" val="0"/>
+                        </a:ext>
+                      </a:extLst>
+                    </a:blip>
+                    <a:stretch>
+                      <a:fillRect/>
+                    </a:stretch>
+                  </pic:blipFill>
+                  <pic:spPr>
+                    <a:xfrm>
+                      <a:off x="0" y="0"/>
+                      <a:ext cx="3108960" cy="1200150"/>
+                    </a:xfrm>
+                    <a:prstGeom prst="rect">
+                      <a:avLst/>
+                    </a:prstGeom>
+                  </pic:spPr>
+                </pic:pic>
+              </a:graphicData>
+            </a:graphic>
+            <wp14:sizeRelH relativeFrom="margin">
+              <wp14:pctWidth>0</wp14:pctWidth>
+            </wp14:sizeRelH>
+            <wp14:sizeRelV relativeFrom="margin">
+              <wp14:pctHeight>0</wp14:pctHeight>
+            </wp14:sizeRelV>
+          </wp:anchor>
+        </w:drawing>
+      </w:r>
+    </w:p>
+    <w:p/>
+    <w:p>
+      <w:pPr>
+        <w:tabs>
+          <w:tab w:val="left" w:pos="1548"/>
+          <w:tab w:val="left" w:pos="2784"/>
+        </w:tabs>
+      </w:pPr>
+      <w:r>
+        <w:tab/>
+      </w:r>
+      <w:r>
+        <w:tab/>
       </w:r>
     </w:p>
     <w:sectPr>
